--- a/cloudflare-deploy/public/library/agency/agency-en.docx
+++ b/cloudflare-deploy/public/library/agency/agency-en.docx
@@ -6602,6 +6602,1260 @@
                     <a:xfrm>
                       <a:off x="0" y="0"/>
                       <a:ext cx="5669280" cy="1640655"/>
+                    </a:xfrm>
+                    <a:prstGeom prst="rect"/>
+                  </pic:spPr>
+                </pic:pic>
+              </a:graphicData>
+            </a:graphic>
+          </wp:inline>
+        </w:drawing>
+      </w:r>
+    </w:p>
+    <w:p>
+      <w:pPr>
+        <w:spacing w:before="240" w:after="40"/>
+      </w:pPr>
+      <w:r>
+        <w:rPr>
+          <w:rFonts w:ascii="Malgun Gothic" w:hAnsi="Malgun Gothic" w:eastAsia="Malgun Gothic"/>
+          <w:b/>
+          <w:color w:val="E11D48"/>
+          <w:sz w:val="28"/>
+        </w:rPr>
+        <w:t>17.  📢 Notice Studio (Poster + Popup)</w:t>
+      </w:r>
+    </w:p>
+    <w:p>
+      <w:pPr>
+        <w:spacing w:after="120" w:before="0"/>
+      </w:pPr>
+      <w:r>
+        <w:rPr>
+          <w:rFonts w:ascii="Malgun Gothic" w:hAnsi="Malgun Gothic" w:eastAsia="Malgun Gothic"/>
+          <w:b w:val="0"/>
+          <w:color w:val="64748B"/>
+          <w:sz w:val="21"/>
+        </w:rPr>
+        <w:t>Design notice/event posters and push them as app popups</w:t>
+      </w:r>
+    </w:p>
+    <w:tbl>
+      <w:tblPr>
+        <w:tblW w:type="auto" w:w="0"/>
+        <w:jc w:val="center"/>
+        <w:tblLook w:firstColumn="1" w:firstRow="1" w:lastColumn="0" w:lastRow="0" w:noHBand="0" w:noVBand="1" w:val="04A0"/>
+        <w:tblBorders>
+          <w:top w:val="none"/>
+          <w:left w:val="none"/>
+          <w:bottom w:val="none"/>
+          <w:right w:val="none"/>
+          <w:insideH w:val="none"/>
+          <w:insideV w:val="none"/>
+        </w:tblBorders>
+      </w:tblPr>
+      <w:tblGrid>
+        <w:gridCol w:w="9936"/>
+      </w:tblGrid>
+      <w:tr>
+        <w:tc>
+          <w:tcPr>
+            <w:tcW w:type="dxa" w:w="9216"/>
+            <w:shd w:val="clear" w:fill="FFF1F2"/>
+          </w:tcPr>
+          <w:p>
+            <w:pPr>
+              <w:spacing w:after="40" w:before="40"/>
+            </w:pPr>
+            <w:r>
+              <w:rPr>
+                <w:rFonts w:ascii="Malgun Gothic" w:hAnsi="Malgun Gothic" w:eastAsia="Malgun Gothic"/>
+                <w:b/>
+                <w:color w:val="E11D48"/>
+                <w:sz w:val="21"/>
+              </w:rPr>
+              <w:t xml:space="preserve">📖 </w:t>
+            </w:r>
+            <w:r>
+              <w:rPr>
+                <w:rFonts w:ascii="Malgun Gothic" w:hAnsi="Malgun Gothic" w:eastAsia="Malgun Gothic"/>
+                <w:b w:val="0"/>
+                <w:color w:val="334155"/>
+                <w:sz w:val="20"/>
+              </w:rPr>
+              <w:t xml:space="preserve">This </w:t>
+            </w:r>
+            <w:r>
+              <w:rPr>
+                <w:rFonts w:ascii="Malgun Gothic" w:hAnsi="Malgun Gothic" w:eastAsia="Malgun Gothic"/>
+                <w:b/>
+                <w:color w:val="334155"/>
+                <w:sz w:val="20"/>
+              </w:rPr>
+              <w:t>merges the old ‘Poster Maker’ and ‘Popup Notice’ tools into one place</w:t>
+            </w:r>
+            <w:r>
+              <w:rPr>
+                <w:rFonts w:ascii="Malgun Gothic" w:hAnsi="Malgun Gothic" w:eastAsia="Malgun Gothic"/>
+                <w:b w:val="0"/>
+                <w:color w:val="334155"/>
+                <w:sz w:val="20"/>
+              </w:rPr>
+              <w:t xml:space="preserve">. In the </w:t>
+            </w:r>
+            <w:r>
+              <w:rPr>
+                <w:rFonts w:ascii="Malgun Gothic" w:hAnsi="Malgun Gothic" w:eastAsia="Malgun Gothic"/>
+                <w:b/>
+                <w:color w:val="334155"/>
+                <w:sz w:val="20"/>
+              </w:rPr>
+              <w:t>①Create</w:t>
+            </w:r>
+            <w:r>
+              <w:rPr>
+                <w:rFonts w:ascii="Malgun Gothic" w:hAnsi="Malgun Gothic" w:eastAsia="Malgun Gothic"/>
+                <w:b w:val="0"/>
+                <w:color w:val="334155"/>
+                <w:sz w:val="20"/>
+              </w:rPr>
+              <w:t xml:space="preserve"> tab you design a notice/event poster, then hand it straight to the </w:t>
+            </w:r>
+            <w:r>
+              <w:rPr>
+                <w:rFonts w:ascii="Malgun Gothic" w:hAnsi="Malgun Gothic" w:eastAsia="Malgun Gothic"/>
+                <w:b/>
+                <w:color w:val="334155"/>
+                <w:sz w:val="20"/>
+              </w:rPr>
+              <w:t>②Publish·Popup</w:t>
+            </w:r>
+            <w:r>
+              <w:rPr>
+                <w:rFonts w:ascii="Malgun Gothic" w:hAnsi="Malgun Gothic" w:eastAsia="Malgun Gothic"/>
+                <w:b w:val="0"/>
+                <w:color w:val="334155"/>
+                <w:sz w:val="20"/>
+              </w:rPr>
+              <w:t xml:space="preserve"> tab to show it as a </w:t>
+            </w:r>
+            <w:r>
+              <w:rPr>
+                <w:rFonts w:ascii="Malgun Gothic" w:hAnsi="Malgun Gothic" w:eastAsia="Malgun Gothic"/>
+                <w:b/>
+                <w:color w:val="334155"/>
+                <w:sz w:val="20"/>
+              </w:rPr>
+              <w:t>popup</w:t>
+            </w:r>
+            <w:r>
+              <w:rPr>
+                <w:rFonts w:ascii="Malgun Gothic" w:hAnsi="Malgun Gothic" w:eastAsia="Malgun Gothic"/>
+                <w:b w:val="0"/>
+                <w:color w:val="334155"/>
+                <w:sz w:val="20"/>
+              </w:rPr>
+              <w:t xml:space="preserve"> in your agency's student app.</w:t>
+            </w:r>
+          </w:p>
+        </w:tc>
+      </w:tr>
+    </w:tbl>
+    <w:p>
+      <w:pPr>
+        <w:spacing w:after="40"/>
+      </w:pPr>
+    </w:p>
+    <w:p>
+      <w:pPr>
+        <w:spacing w:after="40" w:before="0"/>
+      </w:pPr>
+      <w:r>
+        <w:rPr>
+          <w:rFonts w:ascii="Malgun Gothic" w:hAnsi="Malgun Gothic" w:eastAsia="Malgun Gothic"/>
+          <w:b/>
+          <w:color w:val="E11D48"/>
+          <w:sz w:val="22"/>
+        </w:rPr>
+        <w:t>How to use</w:t>
+      </w:r>
+    </w:p>
+    <w:p>
+      <w:pPr>
+        <w:spacing w:after="40"/>
+        <w:ind w:left="288"/>
+      </w:pPr>
+      <w:r>
+        <w:rPr>
+          <w:rFonts w:ascii="Malgun Gothic" w:hAnsi="Malgun Gothic" w:eastAsia="Malgun Gothic"/>
+          <w:b/>
+          <w:color w:val="F59E0B"/>
+          <w:sz w:val="21"/>
+        </w:rPr>
+        <w:t xml:space="preserve">1. </w:t>
+      </w:r>
+      <w:r>
+        <w:rPr>
+          <w:rFonts w:ascii="Malgun Gothic" w:hAnsi="Malgun Gothic" w:eastAsia="Malgun Gothic"/>
+          <w:b w:val="0"/>
+          <w:color w:val="334155"/>
+          <w:sz w:val="21"/>
+        </w:rPr>
+        <w:t xml:space="preserve">Go to the admin menu </w:t>
+      </w:r>
+      <w:r>
+        <w:rPr>
+          <w:rFonts w:ascii="Malgun Gothic" w:hAnsi="Malgun Gothic" w:eastAsia="Malgun Gothic"/>
+          <w:b/>
+          <w:color w:val="E11D48"/>
+          <w:sz w:val="21"/>
+        </w:rPr>
+        <w:t>Notification Center → 📢 Notice Studio</w:t>
+      </w:r>
+      <w:r>
+        <w:rPr>
+          <w:rFonts w:ascii="Malgun Gothic" w:hAnsi="Malgun Gothic" w:eastAsia="Malgun Gothic"/>
+          <w:b w:val="0"/>
+          <w:color w:val="334155"/>
+          <w:sz w:val="21"/>
+        </w:rPr>
+        <w:t>.</w:t>
+      </w:r>
+    </w:p>
+    <w:p>
+      <w:pPr>
+        <w:spacing w:after="40"/>
+        <w:ind w:left="288"/>
+      </w:pPr>
+      <w:r>
+        <w:rPr>
+          <w:rFonts w:ascii="Malgun Gothic" w:hAnsi="Malgun Gothic" w:eastAsia="Malgun Gothic"/>
+          <w:b/>
+          <w:color w:val="F59E0B"/>
+          <w:sz w:val="21"/>
+        </w:rPr>
+        <w:t xml:space="preserve">2. </w:t>
+      </w:r>
+      <w:r>
+        <w:rPr>
+          <w:rFonts w:ascii="Malgun Gothic" w:hAnsi="Malgun Gothic" w:eastAsia="Malgun Gothic"/>
+          <w:b w:val="0"/>
+          <w:color w:val="334155"/>
+          <w:sz w:val="21"/>
+        </w:rPr>
+        <w:t xml:space="preserve">In the </w:t>
+      </w:r>
+      <w:r>
+        <w:rPr>
+          <w:rFonts w:ascii="Malgun Gothic" w:hAnsi="Malgun Gothic" w:eastAsia="Malgun Gothic"/>
+          <w:b/>
+          <w:color w:val="E11D48"/>
+          <w:sz w:val="21"/>
+        </w:rPr>
+        <w:t>①Create</w:t>
+      </w:r>
+      <w:r>
+        <w:rPr>
+          <w:rFonts w:ascii="Malgun Gothic" w:hAnsi="Malgun Gothic" w:eastAsia="Malgun Gothic"/>
+          <w:b w:val="0"/>
+          <w:color w:val="334155"/>
+          <w:sz w:val="21"/>
+        </w:rPr>
+        <w:t xml:space="preserve"> tab, design a poster with text, images, and video (resize · save on server · reuse).</w:t>
+      </w:r>
+    </w:p>
+    <w:p>
+      <w:pPr>
+        <w:spacing w:after="40"/>
+        <w:ind w:left="288"/>
+      </w:pPr>
+      <w:r>
+        <w:rPr>
+          <w:rFonts w:ascii="Malgun Gothic" w:hAnsi="Malgun Gothic" w:eastAsia="Malgun Gothic"/>
+          <w:b/>
+          <w:color w:val="F59E0B"/>
+          <w:sz w:val="21"/>
+        </w:rPr>
+        <w:t xml:space="preserve">3. </w:t>
+      </w:r>
+      <w:r>
+        <w:rPr>
+          <w:rFonts w:ascii="Malgun Gothic" w:hAnsi="Malgun Gothic" w:eastAsia="Malgun Gothic"/>
+          <w:b w:val="0"/>
+          <w:color w:val="334155"/>
+          <w:sz w:val="21"/>
+        </w:rPr>
+        <w:t xml:space="preserve">Press </w:t>
+      </w:r>
+      <w:r>
+        <w:rPr>
+          <w:rFonts w:ascii="Malgun Gothic" w:hAnsi="Malgun Gothic" w:eastAsia="Malgun Gothic"/>
+          <w:b/>
+          <w:color w:val="E11D48"/>
+          <w:sz w:val="21"/>
+        </w:rPr>
+        <w:t>‘📢 Publish as popup’</w:t>
+      </w:r>
+      <w:r>
+        <w:rPr>
+          <w:rFonts w:ascii="Malgun Gothic" w:hAnsi="Malgun Gothic" w:eastAsia="Malgun Gothic"/>
+          <w:b w:val="0"/>
+          <w:color w:val="334155"/>
+          <w:sz w:val="21"/>
+        </w:rPr>
+        <w:t xml:space="preserve"> on the finished poster to auto-switch to the </w:t>
+      </w:r>
+      <w:r>
+        <w:rPr>
+          <w:rFonts w:ascii="Malgun Gothic" w:hAnsi="Malgun Gothic" w:eastAsia="Malgun Gothic"/>
+          <w:b/>
+          <w:color w:val="E11D48"/>
+          <w:sz w:val="21"/>
+        </w:rPr>
+        <w:t>②Publish·Popup</w:t>
+      </w:r>
+      <w:r>
+        <w:rPr>
+          <w:rFonts w:ascii="Malgun Gothic" w:hAnsi="Malgun Gothic" w:eastAsia="Malgun Gothic"/>
+          <w:b w:val="0"/>
+          <w:color w:val="334155"/>
+          <w:sz w:val="21"/>
+        </w:rPr>
+        <w:t xml:space="preserve"> tab.</w:t>
+      </w:r>
+    </w:p>
+    <w:p>
+      <w:pPr>
+        <w:spacing w:after="40"/>
+        <w:ind w:left="288"/>
+      </w:pPr>
+      <w:r>
+        <w:rPr>
+          <w:rFonts w:ascii="Malgun Gothic" w:hAnsi="Malgun Gothic" w:eastAsia="Malgun Gothic"/>
+          <w:b/>
+          <w:color w:val="F59E0B"/>
+          <w:sz w:val="21"/>
+        </w:rPr>
+        <w:t xml:space="preserve">4. </w:t>
+      </w:r>
+      <w:r>
+        <w:rPr>
+          <w:rFonts w:ascii="Malgun Gothic" w:hAnsi="Malgun Gothic" w:eastAsia="Malgun Gothic"/>
+          <w:b w:val="0"/>
+          <w:color w:val="334155"/>
+          <w:sz w:val="21"/>
+        </w:rPr>
+        <w:t xml:space="preserve">In the publish tab, set the </w:t>
+      </w:r>
+      <w:r>
+        <w:rPr>
+          <w:rFonts w:ascii="Malgun Gothic" w:hAnsi="Malgun Gothic" w:eastAsia="Malgun Gothic"/>
+          <w:b/>
+          <w:color w:val="E11D48"/>
+          <w:sz w:val="21"/>
+        </w:rPr>
+        <w:t>display period / stop</w:t>
+      </w:r>
+      <w:r>
+        <w:rPr>
+          <w:rFonts w:ascii="Malgun Gothic" w:hAnsi="Malgun Gothic" w:eastAsia="Malgun Gothic"/>
+          <w:b w:val="0"/>
+          <w:color w:val="334155"/>
+          <w:sz w:val="21"/>
+        </w:rPr>
+        <w:t xml:space="preserve"> and publish it as a student-app popup.</w:t>
+      </w:r>
+    </w:p>
+    <w:p>
+      <w:pPr>
+        <w:spacing w:after="40" w:before="80"/>
+      </w:pPr>
+      <w:r>
+        <w:rPr>
+          <w:rFonts w:ascii="Malgun Gothic" w:hAnsi="Malgun Gothic" w:eastAsia="Malgun Gothic"/>
+          <w:b/>
+          <w:color w:val="E11D48"/>
+          <w:sz w:val="21"/>
+        </w:rPr>
+        <w:t>✅ Key Points</w:t>
+      </w:r>
+    </w:p>
+    <w:p>
+      <w:pPr>
+        <w:spacing w:after="20"/>
+        <w:ind w:left="288"/>
+      </w:pPr>
+      <w:r>
+        <w:rPr>
+          <w:rFonts w:ascii="Malgun Gothic" w:hAnsi="Malgun Gothic"/>
+          <w:color w:val="E11D48"/>
+        </w:rPr>
+        <w:t xml:space="preserve">• </w:t>
+      </w:r>
+      <w:r>
+        <w:rPr>
+          <w:rFonts w:ascii="Malgun Gothic" w:hAnsi="Malgun Gothic" w:eastAsia="Malgun Gothic"/>
+          <w:b w:val="0"/>
+          <w:color w:val="334155"/>
+          <w:sz w:val="20"/>
+        </w:rPr>
+        <w:t xml:space="preserve">Poster creation and popup publishing flow through </w:t>
+      </w:r>
+      <w:r>
+        <w:rPr>
+          <w:rFonts w:ascii="Malgun Gothic" w:hAnsi="Malgun Gothic" w:eastAsia="Malgun Gothic"/>
+          <w:b/>
+          <w:color w:val="E11D48"/>
+          <w:sz w:val="20"/>
+        </w:rPr>
+        <w:t>one screen, two tabs</w:t>
+      </w:r>
+      <w:r>
+        <w:rPr>
+          <w:rFonts w:ascii="Malgun Gothic" w:hAnsi="Malgun Gothic" w:eastAsia="Malgun Gothic"/>
+          <w:b w:val="0"/>
+          <w:color w:val="334155"/>
+          <w:sz w:val="20"/>
+        </w:rPr>
+        <w:t xml:space="preserve"> — no more confusion.</w:t>
+      </w:r>
+    </w:p>
+    <w:p>
+      <w:pPr>
+        <w:spacing w:after="20"/>
+        <w:ind w:left="288"/>
+      </w:pPr>
+      <w:r>
+        <w:rPr>
+          <w:rFonts w:ascii="Malgun Gothic" w:hAnsi="Malgun Gothic"/>
+          <w:color w:val="E11D48"/>
+        </w:rPr>
+        <w:t xml:space="preserve">• </w:t>
+      </w:r>
+      <w:r>
+        <w:rPr>
+          <w:rFonts w:ascii="Malgun Gothic" w:hAnsi="Malgun Gothic" w:eastAsia="Malgun Gothic"/>
+          <w:b w:val="0"/>
+          <w:color w:val="334155"/>
+          <w:sz w:val="20"/>
+        </w:rPr>
+        <w:t xml:space="preserve">Posters you make can be </w:t>
+      </w:r>
+      <w:r>
+        <w:rPr>
+          <w:rFonts w:ascii="Malgun Gothic" w:hAnsi="Malgun Gothic" w:eastAsia="Malgun Gothic"/>
+          <w:b/>
+          <w:color w:val="E11D48"/>
+          <w:sz w:val="20"/>
+        </w:rPr>
+        <w:t>saved and reused</w:t>
+      </w:r>
+      <w:r>
+        <w:rPr>
+          <w:rFonts w:ascii="Malgun Gothic" w:hAnsi="Malgun Gothic" w:eastAsia="Malgun Gothic"/>
+          <w:b w:val="0"/>
+          <w:color w:val="334155"/>
+          <w:sz w:val="20"/>
+        </w:rPr>
+        <w:t>.</w:t>
+      </w:r>
+    </w:p>
+    <w:p>
+      <w:pPr>
+        <w:spacing w:after="20"/>
+        <w:ind w:left="288"/>
+      </w:pPr>
+      <w:r>
+        <w:rPr>
+          <w:rFonts w:ascii="Malgun Gothic" w:hAnsi="Malgun Gothic"/>
+          <w:color w:val="E11D48"/>
+        </w:rPr>
+        <w:t xml:space="preserve">• </w:t>
+      </w:r>
+      <w:r>
+        <w:rPr>
+          <w:rFonts w:ascii="Malgun Gothic" w:hAnsi="Malgun Gothic" w:eastAsia="Malgun Gothic"/>
+          <w:b w:val="0"/>
+          <w:color w:val="334155"/>
+          <w:sz w:val="20"/>
+        </w:rPr>
+        <w:t xml:space="preserve">Whichever route you enter from — AI assistant or sidebar search — the </w:t>
+      </w:r>
+      <w:r>
+        <w:rPr>
+          <w:rFonts w:ascii="Malgun Gothic" w:hAnsi="Malgun Gothic" w:eastAsia="Malgun Gothic"/>
+          <w:b/>
+          <w:color w:val="E11D48"/>
+          <w:sz w:val="20"/>
+        </w:rPr>
+        <w:t>correct tab opens</w:t>
+      </w:r>
+      <w:r>
+        <w:rPr>
+          <w:rFonts w:ascii="Malgun Gothic" w:hAnsi="Malgun Gothic" w:eastAsia="Malgun Gothic"/>
+          <w:b w:val="0"/>
+          <w:color w:val="334155"/>
+          <w:sz w:val="20"/>
+        </w:rPr>
+        <w:t>.</w:t>
+      </w:r>
+    </w:p>
+    <w:tbl>
+      <w:tblPr>
+        <w:tblW w:type="auto" w:w="0"/>
+        <w:jc w:val="center"/>
+        <w:tblLook w:firstColumn="1" w:firstRow="1" w:lastColumn="0" w:lastRow="0" w:noHBand="0" w:noVBand="1" w:val="04A0"/>
+        <w:tblBorders>
+          <w:top w:val="none"/>
+          <w:left w:val="none"/>
+          <w:bottom w:val="none"/>
+          <w:right w:val="none"/>
+          <w:insideH w:val="none"/>
+          <w:insideV w:val="none"/>
+        </w:tblBorders>
+      </w:tblPr>
+      <w:tblGrid>
+        <w:gridCol w:w="9936"/>
+      </w:tblGrid>
+      <w:tr>
+        <w:tc>
+          <w:tcPr>
+            <w:tcW w:type="dxa" w:w="9216"/>
+            <w:shd w:val="clear" w:fill="FFFBEB"/>
+          </w:tcPr>
+          <w:p>
+            <w:pPr>
+              <w:spacing w:after="40" w:before="40"/>
+            </w:pPr>
+            <w:r>
+              <w:rPr>
+                <w:rFonts w:ascii="Malgun Gothic" w:hAnsi="Malgun Gothic" w:eastAsia="Malgun Gothic"/>
+                <w:b/>
+                <w:color w:val="B45309"/>
+                <w:sz w:val="21"/>
+              </w:rPr>
+              <w:t xml:space="preserve">⚠️ Good to know </w:t>
+            </w:r>
+            <w:r>
+              <w:rPr>
+                <w:rFonts w:ascii="Malgun Gothic" w:hAnsi="Malgun Gothic" w:eastAsia="Malgun Gothic"/>
+                <w:b w:val="0"/>
+                <w:color w:val="92670A"/>
+                <w:sz w:val="20"/>
+              </w:rPr>
+              <w:t>Existing posters/popups are preserved (it was only merged, nothing was deleted).</w:t>
+            </w:r>
+          </w:p>
+        </w:tc>
+      </w:tr>
+    </w:tbl>
+    <w:p>
+      <w:pPr>
+        <w:spacing w:after="40"/>
+      </w:pPr>
+    </w:p>
+    <w:tbl>
+      <w:tblPr>
+        <w:tblW w:type="auto" w:w="0"/>
+        <w:jc w:val="center"/>
+        <w:tblLook w:firstColumn="1" w:firstRow="1" w:lastColumn="0" w:lastRow="0" w:noHBand="0" w:noVBand="1" w:val="04A0"/>
+        <w:tblBorders>
+          <w:top w:val="none"/>
+          <w:left w:val="none"/>
+          <w:bottom w:val="none"/>
+          <w:right w:val="none"/>
+          <w:insideH w:val="none"/>
+          <w:insideV w:val="none"/>
+        </w:tblBorders>
+      </w:tblPr>
+      <w:tblGrid>
+        <w:gridCol w:w="9936"/>
+      </w:tblGrid>
+      <w:tr>
+        <w:tc>
+          <w:tcPr>
+            <w:tcW w:type="dxa" w:w="9216"/>
+            <w:shd w:val="clear" w:fill="FFF7E6"/>
+          </w:tcPr>
+          <w:p>
+            <w:pPr>
+              <w:spacing w:after="40" w:before="40"/>
+            </w:pPr>
+            <w:r>
+              <w:rPr>
+                <w:rFonts w:ascii="Malgun Gothic" w:hAnsi="Malgun Gothic" w:eastAsia="Malgun Gothic"/>
+                <w:b/>
+                <w:color w:val="E8630A"/>
+                <w:sz w:val="21"/>
+              </w:rPr>
+              <w:t xml:space="preserve">💡 Tip </w:t>
+            </w:r>
+            <w:r>
+              <w:rPr>
+                <w:rFonts w:ascii="Malgun Gothic" w:hAnsi="Malgun Gothic" w:eastAsia="Malgun Gothic"/>
+                <w:b w:val="0"/>
+                <w:color w:val="5B4A2A"/>
+                <w:sz w:val="20"/>
+              </w:rPr>
+              <w:t>Promoting an event takes just one flow: ‘Create → Publish as popup’ right away.</w:t>
+            </w:r>
+          </w:p>
+        </w:tc>
+      </w:tr>
+    </w:tbl>
+    <w:p>
+      <w:pPr>
+        <w:spacing w:after="40"/>
+      </w:pPr>
+    </w:p>
+    <w:p>
+      <w:pPr>
+        <w:spacing w:before="80" w:after="160"/>
+        <w:jc w:val="center"/>
+      </w:pPr>
+      <w:r>
+        <w:drawing>
+          <wp:inline xmlns:a="http://schemas.openxmlformats.org/drawingml/2006/main" xmlns:pic="http://schemas.openxmlformats.org/drawingml/2006/picture">
+            <wp:extent cx="5669280" cy="3543300"/>
+            <wp:docPr id="19" name="Picture 19"/>
+            <wp:cNvGraphicFramePr>
+              <a:graphicFrameLocks noChangeAspect="1"/>
+            </wp:cNvGraphicFramePr>
+            <a:graphic>
+              <a:graphicData uri="http://schemas.openxmlformats.org/drawingml/2006/picture">
+                <pic:pic>
+                  <pic:nvPicPr>
+                    <pic:cNvPr id="0" name="admin_noticestudio.jpg"/>
+                    <pic:cNvPicPr/>
+                  </pic:nvPicPr>
+                  <pic:blipFill>
+                    <a:blip r:embed="rId22"/>
+                    <a:stretch>
+                      <a:fillRect/>
+                    </a:stretch>
+                  </pic:blipFill>
+                  <pic:spPr>
+                    <a:xfrm>
+                      <a:off x="0" y="0"/>
+                      <a:ext cx="5669280" cy="3543300"/>
+                    </a:xfrm>
+                    <a:prstGeom prst="rect"/>
+                  </pic:spPr>
+                </pic:pic>
+              </a:graphicData>
+            </a:graphic>
+          </wp:inline>
+        </w:drawing>
+      </w:r>
+    </w:p>
+    <w:p>
+      <w:pPr>
+        <w:spacing w:before="240" w:after="40"/>
+      </w:pPr>
+      <w:r>
+        <w:rPr>
+          <w:rFonts w:ascii="Malgun Gothic" w:hAnsi="Malgun Gothic" w:eastAsia="Malgun Gothic"/>
+          <w:b/>
+          <w:color w:val="E11D48"/>
+          <w:sz w:val="28"/>
+        </w:rPr>
+        <w:t>18.  🤖 Command the AI Operations Assistant</w:t>
+      </w:r>
+    </w:p>
+    <w:p>
+      <w:pPr>
+        <w:spacing w:after="120" w:before="0"/>
+      </w:pPr>
+      <w:r>
+        <w:rPr>
+          <w:rFonts w:ascii="Malgun Gothic" w:hAnsi="Malgun Gothic" w:eastAsia="Malgun Gothic"/>
+          <w:b w:val="0"/>
+          <w:color w:val="64748B"/>
+          <w:sz w:val="21"/>
+        </w:rPr>
+        <w:t>Navigate with one phrase: “Take me to ○○”</w:t>
+      </w:r>
+    </w:p>
+    <w:tbl>
+      <w:tblPr>
+        <w:tblW w:type="auto" w:w="0"/>
+        <w:jc w:val="center"/>
+        <w:tblLook w:firstColumn="1" w:firstRow="1" w:lastColumn="0" w:lastRow="0" w:noHBand="0" w:noVBand="1" w:val="04A0"/>
+        <w:tblBorders>
+          <w:top w:val="none"/>
+          <w:left w:val="none"/>
+          <w:bottom w:val="none"/>
+          <w:right w:val="none"/>
+          <w:insideH w:val="none"/>
+          <w:insideV w:val="none"/>
+        </w:tblBorders>
+      </w:tblPr>
+      <w:tblGrid>
+        <w:gridCol w:w="9936"/>
+      </w:tblGrid>
+      <w:tr>
+        <w:tc>
+          <w:tcPr>
+            <w:tcW w:type="dxa" w:w="9216"/>
+            <w:shd w:val="clear" w:fill="FFF1F2"/>
+          </w:tcPr>
+          <w:p>
+            <w:pPr>
+              <w:spacing w:after="40" w:before="40"/>
+            </w:pPr>
+            <w:r>
+              <w:rPr>
+                <w:rFonts w:ascii="Malgun Gothic" w:hAnsi="Malgun Gothic" w:eastAsia="Malgun Gothic"/>
+                <w:b/>
+                <w:color w:val="E11D48"/>
+                <w:sz w:val="21"/>
+              </w:rPr>
+              <w:t xml:space="preserve">📖 </w:t>
+            </w:r>
+            <w:r>
+              <w:rPr>
+                <w:rFonts w:ascii="Malgun Gothic" w:hAnsi="Malgun Gothic" w:eastAsia="Malgun Gothic"/>
+                <w:b w:val="0"/>
+                <w:color w:val="334155"/>
+                <w:sz w:val="20"/>
+              </w:rPr>
+              <w:t xml:space="preserve">Type what you want to do into the </w:t>
+            </w:r>
+            <w:r>
+              <w:rPr>
+                <w:rFonts w:ascii="Malgun Gothic" w:hAnsi="Malgun Gothic" w:eastAsia="Malgun Gothic"/>
+                <w:b/>
+                <w:color w:val="334155"/>
+                <w:sz w:val="20"/>
+              </w:rPr>
+              <w:t>top search bar (or the bottom-right AI assistant)</w:t>
+            </w:r>
+            <w:r>
+              <w:rPr>
+                <w:rFonts w:ascii="Malgun Gothic" w:hAnsi="Malgun Gothic" w:eastAsia="Malgun Gothic"/>
+                <w:b w:val="0"/>
+                <w:color w:val="334155"/>
+                <w:sz w:val="20"/>
+              </w:rPr>
+              <w:t xml:space="preserve"> in plain language, and the AI understands and </w:t>
+            </w:r>
+            <w:r>
+              <w:rPr>
+                <w:rFonts w:ascii="Malgun Gothic" w:hAnsi="Malgun Gothic" w:eastAsia="Malgun Gothic"/>
+                <w:b/>
+                <w:color w:val="334155"/>
+                <w:sz w:val="20"/>
+              </w:rPr>
+              <w:t>jumps straight to that screen</w:t>
+            </w:r>
+            <w:r>
+              <w:rPr>
+                <w:rFonts w:ascii="Malgun Gothic" w:hAnsi="Malgun Gothic" w:eastAsia="Malgun Gothic"/>
+                <w:b w:val="0"/>
+                <w:color w:val="334155"/>
+                <w:sz w:val="20"/>
+              </w:rPr>
+              <w:t xml:space="preserve">. It now reliably follows navigation commands like </w:t>
+            </w:r>
+            <w:r>
+              <w:rPr>
+                <w:rFonts w:ascii="Malgun Gothic" w:hAnsi="Malgun Gothic" w:eastAsia="Malgun Gothic"/>
+                <w:b/>
+                <w:color w:val="334155"/>
+                <w:sz w:val="20"/>
+              </w:rPr>
+              <w:t>‘Take me to teacher ○○'s schedule’</w:t>
+            </w:r>
+            <w:r>
+              <w:rPr>
+                <w:rFonts w:ascii="Malgun Gothic" w:hAnsi="Malgun Gothic" w:eastAsia="Malgun Gothic"/>
+                <w:b w:val="0"/>
+                <w:color w:val="334155"/>
+                <w:sz w:val="20"/>
+              </w:rPr>
+              <w:t xml:space="preserve"> or </w:t>
+            </w:r>
+            <w:r>
+              <w:rPr>
+                <w:rFonts w:ascii="Malgun Gothic" w:hAnsi="Malgun Gothic" w:eastAsia="Malgun Gothic"/>
+                <w:b/>
+                <w:color w:val="334155"/>
+                <w:sz w:val="20"/>
+              </w:rPr>
+              <w:t>‘Open auto-scheduling’</w:t>
+            </w:r>
+            <w:r>
+              <w:rPr>
+                <w:rFonts w:ascii="Malgun Gothic" w:hAnsi="Malgun Gothic" w:eastAsia="Malgun Gothic"/>
+                <w:b w:val="0"/>
+                <w:color w:val="334155"/>
+                <w:sz w:val="20"/>
+              </w:rPr>
+              <w:t>.</w:t>
+            </w:r>
+          </w:p>
+        </w:tc>
+      </w:tr>
+    </w:tbl>
+    <w:p>
+      <w:pPr>
+        <w:spacing w:after="40"/>
+      </w:pPr>
+    </w:p>
+    <w:p>
+      <w:pPr>
+        <w:spacing w:after="40" w:before="0"/>
+      </w:pPr>
+      <w:r>
+        <w:rPr>
+          <w:rFonts w:ascii="Malgun Gothic" w:hAnsi="Malgun Gothic" w:eastAsia="Malgun Gothic"/>
+          <w:b/>
+          <w:color w:val="E11D48"/>
+          <w:sz w:val="22"/>
+        </w:rPr>
+        <w:t>How to use</w:t>
+      </w:r>
+    </w:p>
+    <w:p>
+      <w:pPr>
+        <w:spacing w:after="40"/>
+        <w:ind w:left="288"/>
+      </w:pPr>
+      <w:r>
+        <w:rPr>
+          <w:rFonts w:ascii="Malgun Gothic" w:hAnsi="Malgun Gothic" w:eastAsia="Malgun Gothic"/>
+          <w:b/>
+          <w:color w:val="F59E0B"/>
+          <w:sz w:val="21"/>
+        </w:rPr>
+        <w:t xml:space="preserve">1. </w:t>
+      </w:r>
+      <w:r>
+        <w:rPr>
+          <w:rFonts w:ascii="Malgun Gothic" w:hAnsi="Malgun Gothic" w:eastAsia="Malgun Gothic"/>
+          <w:b w:val="0"/>
+          <w:color w:val="334155"/>
+          <w:sz w:val="21"/>
+        </w:rPr>
+        <w:t xml:space="preserve">Type a command in the top </w:t>
+      </w:r>
+      <w:r>
+        <w:rPr>
+          <w:rFonts w:ascii="Malgun Gothic" w:hAnsi="Malgun Gothic" w:eastAsia="Malgun Gothic"/>
+          <w:b/>
+          <w:color w:val="E11D48"/>
+          <w:sz w:val="21"/>
+        </w:rPr>
+        <w:t>search bar</w:t>
+      </w:r>
+      <w:r>
+        <w:rPr>
+          <w:rFonts w:ascii="Malgun Gothic" w:hAnsi="Malgun Gothic" w:eastAsia="Malgun Gothic"/>
+          <w:b w:val="0"/>
+          <w:color w:val="334155"/>
+          <w:sz w:val="21"/>
+        </w:rPr>
+        <w:t xml:space="preserve"> or speak with the 🎤 mic.</w:t>
+      </w:r>
+    </w:p>
+    <w:p>
+      <w:pPr>
+        <w:spacing w:after="40"/>
+        <w:ind w:left="288"/>
+      </w:pPr>
+      <w:r>
+        <w:rPr>
+          <w:rFonts w:ascii="Malgun Gothic" w:hAnsi="Malgun Gothic" w:eastAsia="Malgun Gothic"/>
+          <w:b/>
+          <w:color w:val="F59E0B"/>
+          <w:sz w:val="21"/>
+        </w:rPr>
+        <w:t xml:space="preserve">2. </w:t>
+      </w:r>
+      <w:r>
+        <w:rPr>
+          <w:rFonts w:ascii="Malgun Gothic" w:hAnsi="Malgun Gothic" w:eastAsia="Malgun Gothic"/>
+          <w:b w:val="0"/>
+          <w:color w:val="334155"/>
+          <w:sz w:val="21"/>
+        </w:rPr>
+        <w:t xml:space="preserve">e.g. </w:t>
+      </w:r>
+      <w:r>
+        <w:rPr>
+          <w:rFonts w:ascii="Malgun Gothic" w:hAnsi="Malgun Gothic" w:eastAsia="Malgun Gothic"/>
+          <w:b/>
+          <w:color w:val="E11D48"/>
+          <w:sz w:val="21"/>
+        </w:rPr>
+        <w:t>“Take me to teacher Kim Minji's schedule”</w:t>
+      </w:r>
+      <w:r>
+        <w:rPr>
+          <w:rFonts w:ascii="Malgun Gothic" w:hAnsi="Malgun Gothic" w:eastAsia="Malgun Gothic"/>
+          <w:b w:val="0"/>
+          <w:color w:val="334155"/>
+          <w:sz w:val="21"/>
+        </w:rPr>
+        <w:t xml:space="preserve"> → auto-finds that teacher in the weekly schedule and opens it.</w:t>
+      </w:r>
+    </w:p>
+    <w:p>
+      <w:pPr>
+        <w:spacing w:after="40"/>
+        <w:ind w:left="288"/>
+      </w:pPr>
+      <w:r>
+        <w:rPr>
+          <w:rFonts w:ascii="Malgun Gothic" w:hAnsi="Malgun Gothic" w:eastAsia="Malgun Gothic"/>
+          <w:b/>
+          <w:color w:val="F59E0B"/>
+          <w:sz w:val="21"/>
+        </w:rPr>
+        <w:t xml:space="preserve">3. </w:t>
+      </w:r>
+      <w:r>
+        <w:rPr>
+          <w:rFonts w:ascii="Malgun Gothic" w:hAnsi="Malgun Gothic" w:eastAsia="Malgun Gothic"/>
+          <w:b w:val="0"/>
+          <w:color w:val="334155"/>
+          <w:sz w:val="21"/>
+        </w:rPr>
+        <w:t xml:space="preserve">e.g. </w:t>
+      </w:r>
+      <w:r>
+        <w:rPr>
+          <w:rFonts w:ascii="Malgun Gothic" w:hAnsi="Malgun Gothic" w:eastAsia="Malgun Gothic"/>
+          <w:b/>
+          <w:color w:val="E11D48"/>
+          <w:sz w:val="21"/>
+        </w:rPr>
+        <w:t>“Open auto-scheduling,” “Go to settlement”</w:t>
+      </w:r>
+      <w:r>
+        <w:rPr>
+          <w:rFonts w:ascii="Malgun Gothic" w:hAnsi="Malgun Gothic" w:eastAsia="Malgun Gothic"/>
+          <w:b w:val="0"/>
+          <w:color w:val="334155"/>
+          <w:sz w:val="21"/>
+        </w:rPr>
+        <w:t xml:space="preserve"> to navigate menus.</w:t>
+      </w:r>
+    </w:p>
+    <w:p>
+      <w:pPr>
+        <w:spacing w:after="40"/>
+        <w:ind w:left="288"/>
+      </w:pPr>
+      <w:r>
+        <w:rPr>
+          <w:rFonts w:ascii="Malgun Gothic" w:hAnsi="Malgun Gothic" w:eastAsia="Malgun Gothic"/>
+          <w:b/>
+          <w:color w:val="F59E0B"/>
+          <w:sz w:val="21"/>
+        </w:rPr>
+        <w:t xml:space="preserve">4. </w:t>
+      </w:r>
+      <w:r>
+        <w:rPr>
+          <w:rFonts w:ascii="Malgun Gothic" w:hAnsi="Malgun Gothic" w:eastAsia="Malgun Gothic"/>
+          <w:b w:val="0"/>
+          <w:color w:val="334155"/>
+          <w:sz w:val="21"/>
+        </w:rPr>
+        <w:t xml:space="preserve">Press </w:t>
+      </w:r>
+      <w:r>
+        <w:rPr>
+          <w:rFonts w:ascii="Malgun Gothic" w:hAnsi="Malgun Gothic" w:eastAsia="Malgun Gothic"/>
+          <w:b/>
+          <w:color w:val="E11D48"/>
+          <w:sz w:val="21"/>
+        </w:rPr>
+        <w:t>‘Go now →’</w:t>
+      </w:r>
+      <w:r>
+        <w:rPr>
+          <w:rFonts w:ascii="Malgun Gothic" w:hAnsi="Malgun Gothic" w:eastAsia="Malgun Gothic"/>
+          <w:b w:val="0"/>
+          <w:color w:val="334155"/>
+          <w:sz w:val="21"/>
+        </w:rPr>
+        <w:t xml:space="preserve"> on the AI response card to move to that screen.</w:t>
+      </w:r>
+    </w:p>
+    <w:p>
+      <w:pPr>
+        <w:spacing w:after="40" w:before="80"/>
+      </w:pPr>
+      <w:r>
+        <w:rPr>
+          <w:rFonts w:ascii="Malgun Gothic" w:hAnsi="Malgun Gothic" w:eastAsia="Malgun Gothic"/>
+          <w:b/>
+          <w:color w:val="E11D48"/>
+          <w:sz w:val="21"/>
+        </w:rPr>
+        <w:t>✅ Key Points</w:t>
+      </w:r>
+    </w:p>
+    <w:p>
+      <w:pPr>
+        <w:spacing w:after="20"/>
+        <w:ind w:left="288"/>
+      </w:pPr>
+      <w:r>
+        <w:rPr>
+          <w:rFonts w:ascii="Malgun Gothic" w:hAnsi="Malgun Gothic"/>
+          <w:color w:val="E11D48"/>
+        </w:rPr>
+        <w:t xml:space="preserve">• </w:t>
+      </w:r>
+      <w:r>
+        <w:rPr>
+          <w:rFonts w:ascii="Malgun Gothic" w:hAnsi="Malgun Gothic" w:eastAsia="Malgun Gothic"/>
+          <w:b w:val="0"/>
+          <w:color w:val="334155"/>
+          <w:sz w:val="20"/>
+        </w:rPr>
+        <w:t xml:space="preserve">Navigation commands </w:t>
+      </w:r>
+      <w:r>
+        <w:rPr>
+          <w:rFonts w:ascii="Malgun Gothic" w:hAnsi="Malgun Gothic" w:eastAsia="Malgun Gothic"/>
+          <w:b/>
+          <w:color w:val="E11D48"/>
+          <w:sz w:val="20"/>
+        </w:rPr>
+        <w:t>actually navigate</w:t>
+      </w:r>
+      <w:r>
+        <w:rPr>
+          <w:rFonts w:ascii="Malgun Gothic" w:hAnsi="Malgun Gothic" w:eastAsia="Malgun Gothic"/>
+          <w:b w:val="0"/>
+          <w:color w:val="334155"/>
+          <w:sz w:val="20"/>
+        </w:rPr>
+        <w:t xml:space="preserve"> — far fewer ‘explain only, do nothing’ replies.</w:t>
+      </w:r>
+    </w:p>
+    <w:p>
+      <w:pPr>
+        <w:spacing w:after="20"/>
+        <w:ind w:left="288"/>
+      </w:pPr>
+      <w:r>
+        <w:rPr>
+          <w:rFonts w:ascii="Malgun Gothic" w:hAnsi="Malgun Gothic"/>
+          <w:color w:val="E11D48"/>
+        </w:rPr>
+        <w:t xml:space="preserve">• </w:t>
+      </w:r>
+      <w:r>
+        <w:rPr>
+          <w:rFonts w:ascii="Malgun Gothic" w:hAnsi="Malgun Gothic" w:eastAsia="Malgun Gothic"/>
+          <w:b w:val="0"/>
+          <w:color w:val="334155"/>
+          <w:sz w:val="20"/>
+        </w:rPr>
+        <w:t xml:space="preserve">Searching a schedule by teacher name </w:t>
+      </w:r>
+      <w:r>
+        <w:rPr>
+          <w:rFonts w:ascii="Malgun Gothic" w:hAnsi="Malgun Gothic" w:eastAsia="Malgun Gothic"/>
+          <w:b/>
+          <w:color w:val="E11D48"/>
+          <w:sz w:val="20"/>
+        </w:rPr>
+        <w:t>auto-fills the search box + filters + scrolls</w:t>
+      </w:r>
+      <w:r>
+        <w:rPr>
+          <w:rFonts w:ascii="Malgun Gothic" w:hAnsi="Malgun Gothic" w:eastAsia="Malgun Gothic"/>
+          <w:b w:val="0"/>
+          <w:color w:val="334155"/>
+          <w:sz w:val="20"/>
+        </w:rPr>
+        <w:t>.</w:t>
+      </w:r>
+    </w:p>
+    <w:p>
+      <w:pPr>
+        <w:spacing w:after="20"/>
+        <w:ind w:left="288"/>
+      </w:pPr>
+      <w:r>
+        <w:rPr>
+          <w:rFonts w:ascii="Malgun Gothic" w:hAnsi="Malgun Gothic"/>
+          <w:color w:val="E11D48"/>
+        </w:rPr>
+        <w:t xml:space="preserve">• </w:t>
+      </w:r>
+      <w:r>
+        <w:rPr>
+          <w:rFonts w:ascii="Malgun Gothic" w:hAnsi="Malgun Gothic" w:eastAsia="Malgun Gothic"/>
+          <w:b w:val="0"/>
+          <w:color w:val="334155"/>
+          <w:sz w:val="20"/>
+        </w:rPr>
+        <w:t xml:space="preserve">For data/statistics questions it also helps with </w:t>
+      </w:r>
+      <w:r>
+        <w:rPr>
+          <w:rFonts w:ascii="Malgun Gothic" w:hAnsi="Malgun Gothic" w:eastAsia="Malgun Gothic"/>
+          <w:b/>
+          <w:color w:val="E11D48"/>
+          <w:sz w:val="20"/>
+        </w:rPr>
+        <w:t>card-style answers</w:t>
+      </w:r>
+      <w:r>
+        <w:rPr>
+          <w:rFonts w:ascii="Malgun Gothic" w:hAnsi="Malgun Gothic" w:eastAsia="Malgun Gothic"/>
+          <w:b w:val="0"/>
+          <w:color w:val="334155"/>
+          <w:sz w:val="20"/>
+        </w:rPr>
+        <w:t>.</w:t>
+      </w:r>
+    </w:p>
+    <w:tbl>
+      <w:tblPr>
+        <w:tblW w:type="auto" w:w="0"/>
+        <w:jc w:val="center"/>
+        <w:tblLook w:firstColumn="1" w:firstRow="1" w:lastColumn="0" w:lastRow="0" w:noHBand="0" w:noVBand="1" w:val="04A0"/>
+        <w:tblBorders>
+          <w:top w:val="none"/>
+          <w:left w:val="none"/>
+          <w:bottom w:val="none"/>
+          <w:right w:val="none"/>
+          <w:insideH w:val="none"/>
+          <w:insideV w:val="none"/>
+        </w:tblBorders>
+      </w:tblPr>
+      <w:tblGrid>
+        <w:gridCol w:w="9936"/>
+      </w:tblGrid>
+      <w:tr>
+        <w:tc>
+          <w:tcPr>
+            <w:tcW w:type="dxa" w:w="9216"/>
+            <w:shd w:val="clear" w:fill="FFFBEB"/>
+          </w:tcPr>
+          <w:p>
+            <w:pPr>
+              <w:spacing w:after="40" w:before="40"/>
+            </w:pPr>
+            <w:r>
+              <w:rPr>
+                <w:rFonts w:ascii="Malgun Gothic" w:hAnsi="Malgun Gothic" w:eastAsia="Malgun Gothic"/>
+                <w:b/>
+                <w:color w:val="B45309"/>
+                <w:sz w:val="21"/>
+              </w:rPr>
+              <w:t xml:space="preserve">⚠️ Good to know </w:t>
+            </w:r>
+            <w:r>
+              <w:rPr>
+                <w:rFonts w:ascii="Malgun Gothic" w:hAnsi="Malgun Gothic" w:eastAsia="Malgun Gothic"/>
+                <w:b w:val="0"/>
+                <w:color w:val="92670A"/>
+                <w:sz w:val="20"/>
+              </w:rPr>
+              <w:t>Commands that actually change things — ‘register · send · modify’ — ask for one more confirmation (a safety guard).</w:t>
+            </w:r>
+          </w:p>
+        </w:tc>
+      </w:tr>
+    </w:tbl>
+    <w:p>
+      <w:pPr>
+        <w:spacing w:after="40"/>
+      </w:pPr>
+    </w:p>
+    <w:tbl>
+      <w:tblPr>
+        <w:tblW w:type="auto" w:w="0"/>
+        <w:jc w:val="center"/>
+        <w:tblLook w:firstColumn="1" w:firstRow="1" w:lastColumn="0" w:lastRow="0" w:noHBand="0" w:noVBand="1" w:val="04A0"/>
+        <w:tblBorders>
+          <w:top w:val="none"/>
+          <w:left w:val="none"/>
+          <w:bottom w:val="none"/>
+          <w:right w:val="none"/>
+          <w:insideH w:val="none"/>
+          <w:insideV w:val="none"/>
+        </w:tblBorders>
+      </w:tblPr>
+      <w:tblGrid>
+        <w:gridCol w:w="9936"/>
+      </w:tblGrid>
+      <w:tr>
+        <w:tc>
+          <w:tcPr>
+            <w:tcW w:type="dxa" w:w="9216"/>
+            <w:shd w:val="clear" w:fill="FFF7E6"/>
+          </w:tcPr>
+          <w:p>
+            <w:pPr>
+              <w:spacing w:after="40" w:before="40"/>
+            </w:pPr>
+            <w:r>
+              <w:rPr>
+                <w:rFonts w:ascii="Malgun Gothic" w:hAnsi="Malgun Gothic" w:eastAsia="Malgun Gothic"/>
+                <w:b/>
+                <w:color w:val="E8630A"/>
+                <w:sz w:val="21"/>
+              </w:rPr>
+              <w:t xml:space="preserve">💡 Tip </w:t>
+            </w:r>
+            <w:r>
+              <w:rPr>
+                <w:rFonts w:ascii="Malgun Gothic" w:hAnsi="Malgun Gothic" w:eastAsia="Malgun Gothic"/>
+                <w:b w:val="0"/>
+                <w:color w:val="5B4A2A"/>
+                <w:sz w:val="20"/>
+              </w:rPr>
+              <w:t>When you can't recall a menu name, just say what you want to do — it finds its way there.</w:t>
+            </w:r>
+          </w:p>
+        </w:tc>
+      </w:tr>
+    </w:tbl>
+    <w:p>
+      <w:pPr>
+        <w:spacing w:after="40"/>
+      </w:pPr>
+    </w:p>
+    <w:p>
+      <w:pPr>
+        <w:spacing w:before="80" w:after="160"/>
+        <w:jc w:val="center"/>
+      </w:pPr>
+      <w:r>
+        <w:drawing>
+          <wp:inline xmlns:a="http://schemas.openxmlformats.org/drawingml/2006/main" xmlns:pic="http://schemas.openxmlformats.org/drawingml/2006/picture">
+            <wp:extent cx="5669280" cy="3543300"/>
+            <wp:docPr id="20" name="Picture 20"/>
+            <wp:cNvGraphicFramePr>
+              <a:graphicFrameLocks noChangeAspect="1"/>
+            </wp:cNvGraphicFramePr>
+            <a:graphic>
+              <a:graphicData uri="http://schemas.openxmlformats.org/drawingml/2006/picture">
+                <pic:pic>
+                  <pic:nvPicPr>
+                    <pic:cNvPr id="0" name="admin_aicommand.jpg"/>
+                    <pic:cNvPicPr/>
+                  </pic:nvPicPr>
+                  <pic:blipFill>
+                    <a:blip r:embed="rId23"/>
+                    <a:stretch>
+                      <a:fillRect/>
+                    </a:stretch>
+                  </pic:blipFill>
+                  <pic:spPr>
+                    <a:xfrm>
+                      <a:off x="0" y="0"/>
+                      <a:ext cx="5669280" cy="3543300"/>
                     </a:xfrm>
                     <a:prstGeom prst="rect"/>
                   </pic:spPr>

--- a/cloudflare-deploy/public/library/agency/agency-en.docx
+++ b/cloudflare-deploy/public/library/agency/agency-en.docx
@@ -113,7 +113,7 @@
           <w:color w:val="64748B"/>
           <w:sz w:val="20"/>
         </w:rPr>
-        <w:t>🌐 test.mangoi.co.kr    📞 1588-0000    ✉ support@mangoi.co.kr</w:t>
+        <w:t>🌐 www.mangoi.co.kr    📞 1644-0561    ✉ support@mangoi.co.kr</w:t>
       </w:r>
     </w:p>
     <w:p>

--- a/cloudflare-deploy/public/library/agency/agency-en.docx
+++ b/cloudflare-deploy/public/library/agency/agency-en.docx
@@ -7848,6 +7848,497 @@
                   </pic:nvPicPr>
                   <pic:blipFill>
                     <a:blip r:embed="rId23"/>
+                    <a:stretch>
+                      <a:fillRect/>
+                    </a:stretch>
+                  </pic:blipFill>
+                  <pic:spPr>
+                    <a:xfrm>
+                      <a:off x="0" y="0"/>
+                      <a:ext cx="5669280" cy="3543300"/>
+                    </a:xfrm>
+                    <a:prstGeom prst="rect"/>
+                  </pic:spPr>
+                </pic:pic>
+              </a:graphicData>
+            </a:graphic>
+          </wp:inline>
+        </w:drawing>
+      </w:r>
+    </w:p>
+    <w:p>
+      <w:pPr>
+        <w:spacing w:before="240" w:after="40"/>
+      </w:pPr>
+      <w:r>
+        <w:rPr>
+          <w:rFonts w:ascii="Malgun Gothic" w:hAnsi="Malgun Gothic" w:eastAsia="Malgun Gothic"/>
+          <w:b/>
+          <w:color w:val="E11D48"/>
+          <w:sz w:val="28"/>
+        </w:rPr>
+        <w:t>19.  💬 Share Library Links via KakaoTalk</w:t>
+      </w:r>
+    </w:p>
+    <w:p>
+      <w:pPr>
+        <w:spacing w:after="120" w:before="0"/>
+      </w:pPr>
+      <w:r>
+        <w:rPr>
+          <w:rFonts w:ascii="Malgun Gothic" w:hAnsi="Malgun Gothic" w:eastAsia="Malgun Gothic"/>
+          <w:b w:val="0"/>
+          <w:color w:val="64748B"/>
+          <w:sz w:val="21"/>
+        </w:rPr>
+        <w:t>Send videos &amp; docs in original quality</w:t>
+      </w:r>
+    </w:p>
+    <w:tbl>
+      <w:tblPr>
+        <w:tblW w:type="auto" w:w="0"/>
+        <w:jc w:val="center"/>
+        <w:tblLook w:firstColumn="1" w:firstRow="1" w:lastColumn="0" w:lastRow="0" w:noHBand="0" w:noVBand="1" w:val="04A0"/>
+        <w:tblBorders>
+          <w:top w:val="none"/>
+          <w:left w:val="none"/>
+          <w:bottom w:val="none"/>
+          <w:right w:val="none"/>
+          <w:insideH w:val="none"/>
+          <w:insideV w:val="none"/>
+        </w:tblBorders>
+      </w:tblPr>
+      <w:tblGrid>
+        <w:gridCol w:w="9936"/>
+      </w:tblGrid>
+      <w:tr>
+        <w:tc>
+          <w:tcPr>
+            <w:tcW w:type="dxa" w:w="9216"/>
+            <w:shd w:val="clear" w:fill="FFF1F2"/>
+          </w:tcPr>
+          <w:p>
+            <w:pPr>
+              <w:spacing w:after="40" w:before="40"/>
+            </w:pPr>
+            <w:r>
+              <w:rPr>
+                <w:rFonts w:ascii="Malgun Gothic" w:hAnsi="Malgun Gothic" w:eastAsia="Malgun Gothic"/>
+                <w:b/>
+                <w:color w:val="E11D48"/>
+                <w:sz w:val="21"/>
+              </w:rPr>
+              <w:t xml:space="preserve">📖 </w:t>
+            </w:r>
+            <w:r>
+              <w:rPr>
+                <w:rFonts w:ascii="Malgun Gothic" w:hAnsi="Malgun Gothic" w:eastAsia="Malgun Gothic"/>
+                <w:b w:val="0"/>
+                <w:color w:val="334155"/>
+                <w:sz w:val="20"/>
+              </w:rPr>
+              <w:t xml:space="preserve">Every guide and video in the library now has a </w:t>
+            </w:r>
+            <w:r>
+              <w:rPr>
+                <w:rFonts w:ascii="Malgun Gothic" w:hAnsi="Malgun Gothic" w:eastAsia="Malgun Gothic"/>
+                <w:b/>
+                <w:color w:val="334155"/>
+                <w:sz w:val="20"/>
+              </w:rPr>
+              <w:t>'💬 Copy KakaoTalk link' button</w:t>
+            </w:r>
+            <w:r>
+              <w:rPr>
+                <w:rFonts w:ascii="Malgun Gothic" w:hAnsi="Malgun Gothic" w:eastAsia="Malgun Gothic"/>
+                <w:b w:val="0"/>
+                <w:color w:val="334155"/>
+                <w:sz w:val="20"/>
+              </w:rPr>
+              <w:t xml:space="preserve">. </w:t>
+            </w:r>
+            <w:r>
+              <w:rPr>
+                <w:rFonts w:ascii="Malgun Gothic" w:hAnsi="Malgun Gothic" w:eastAsia="Malgun Gothic"/>
+                <w:b/>
+                <w:color w:val="334155"/>
+                <w:sz w:val="20"/>
+              </w:rPr>
+              <w:t>Attaching a file to KakaoTalk crushes the quality, but sending a link plays the original</w:t>
+            </w:r>
+            <w:r>
+              <w:rPr>
+                <w:rFonts w:ascii="Malgun Gothic" w:hAnsi="Malgun Gothic" w:eastAsia="Malgun Gothic"/>
+                <w:b w:val="0"/>
+                <w:color w:val="334155"/>
+                <w:sz w:val="20"/>
+              </w:rPr>
+              <w:t xml:space="preserve"> as-is. One tap copies the link — guiding parents and teachers gets much easier.</w:t>
+            </w:r>
+          </w:p>
+        </w:tc>
+      </w:tr>
+    </w:tbl>
+    <w:p>
+      <w:pPr>
+        <w:spacing w:after="40"/>
+      </w:pPr>
+    </w:p>
+    <w:p>
+      <w:pPr>
+        <w:spacing w:after="40" w:before="0"/>
+      </w:pPr>
+      <w:r>
+        <w:rPr>
+          <w:rFonts w:ascii="Malgun Gothic" w:hAnsi="Malgun Gothic" w:eastAsia="Malgun Gothic"/>
+          <w:b/>
+          <w:color w:val="E11D48"/>
+          <w:sz w:val="22"/>
+        </w:rPr>
+        <w:t>How to use</w:t>
+      </w:r>
+    </w:p>
+    <w:p>
+      <w:pPr>
+        <w:spacing w:after="40"/>
+        <w:ind w:left="288"/>
+      </w:pPr>
+      <w:r>
+        <w:rPr>
+          <w:rFonts w:ascii="Malgun Gothic" w:hAnsi="Malgun Gothic" w:eastAsia="Malgun Gothic"/>
+          <w:b/>
+          <w:color w:val="F59E0B"/>
+          <w:sz w:val="21"/>
+        </w:rPr>
+        <w:t xml:space="preserve">1. </w:t>
+      </w:r>
+      <w:r>
+        <w:rPr>
+          <w:rFonts w:ascii="Malgun Gothic" w:hAnsi="Malgun Gothic" w:eastAsia="Malgun Gothic"/>
+          <w:b w:val="0"/>
+          <w:color w:val="334155"/>
+          <w:sz w:val="21"/>
+        </w:rPr>
+        <w:t xml:space="preserve">In the admin </w:t>
+      </w:r>
+      <w:r>
+        <w:rPr>
+          <w:rFonts w:ascii="Malgun Gothic" w:hAnsi="Malgun Gothic" w:eastAsia="Malgun Gothic"/>
+          <w:b/>
+          <w:color w:val="E11D48"/>
+          <w:sz w:val="21"/>
+        </w:rPr>
+        <w:t>Library</w:t>
+      </w:r>
+      <w:r>
+        <w:rPr>
+          <w:rFonts w:ascii="Malgun Gothic" w:hAnsi="Malgun Gothic" w:eastAsia="Malgun Gothic"/>
+          <w:b w:val="0"/>
+          <w:color w:val="334155"/>
+          <w:sz w:val="21"/>
+        </w:rPr>
+        <w:t xml:space="preserve">, press </w:t>
+      </w:r>
+      <w:r>
+        <w:rPr>
+          <w:rFonts w:ascii="Malgun Gothic" w:hAnsi="Malgun Gothic" w:eastAsia="Malgun Gothic"/>
+          <w:b/>
+          <w:color w:val="E11D48"/>
+          <w:sz w:val="21"/>
+        </w:rPr>
+        <w:t>💬 Copy KakaoTalk link</w:t>
+      </w:r>
+      <w:r>
+        <w:rPr>
+          <w:rFonts w:ascii="Malgun Gothic" w:hAnsi="Malgun Gothic" w:eastAsia="Malgun Gothic"/>
+          <w:b w:val="0"/>
+          <w:color w:val="334155"/>
+          <w:sz w:val="21"/>
+        </w:rPr>
+        <w:t xml:space="preserve"> next to the file.</w:t>
+      </w:r>
+    </w:p>
+    <w:p>
+      <w:pPr>
+        <w:spacing w:after="40"/>
+        <w:ind w:left="288"/>
+      </w:pPr>
+      <w:r>
+        <w:rPr>
+          <w:rFonts w:ascii="Malgun Gothic" w:hAnsi="Malgun Gothic" w:eastAsia="Malgun Gothic"/>
+          <w:b/>
+          <w:color w:val="F59E0B"/>
+          <w:sz w:val="21"/>
+        </w:rPr>
+        <w:t xml:space="preserve">2. </w:t>
+      </w:r>
+      <w:r>
+        <w:rPr>
+          <w:rFonts w:ascii="Malgun Gothic" w:hAnsi="Malgun Gothic" w:eastAsia="Malgun Gothic"/>
+          <w:b/>
+          <w:color w:val="E11D48"/>
+          <w:sz w:val="21"/>
+        </w:rPr>
+        <w:t>Paste</w:t>
+      </w:r>
+      <w:r>
+        <w:rPr>
+          <w:rFonts w:ascii="Malgun Gothic" w:hAnsi="Malgun Gothic" w:eastAsia="Malgun Gothic"/>
+          <w:b w:val="0"/>
+          <w:color w:val="334155"/>
+          <w:sz w:val="21"/>
+        </w:rPr>
+        <w:t xml:space="preserve"> it into the KakaoTalk chat room.</w:t>
+      </w:r>
+    </w:p>
+    <w:p>
+      <w:pPr>
+        <w:spacing w:after="40"/>
+        <w:ind w:left="288"/>
+      </w:pPr>
+      <w:r>
+        <w:rPr>
+          <w:rFonts w:ascii="Malgun Gothic" w:hAnsi="Malgun Gothic" w:eastAsia="Malgun Gothic"/>
+          <w:b/>
+          <w:color w:val="F59E0B"/>
+          <w:sz w:val="21"/>
+        </w:rPr>
+        <w:t xml:space="preserve">3. </w:t>
+      </w:r>
+      <w:r>
+        <w:rPr>
+          <w:rFonts w:ascii="Malgun Gothic" w:hAnsi="Malgun Gothic" w:eastAsia="Malgun Gothic"/>
+          <w:b w:val="0"/>
+          <w:color w:val="334155"/>
+          <w:sz w:val="21"/>
+        </w:rPr>
+        <w:t xml:space="preserve">Recipients tap the link to watch or download in </w:t>
+      </w:r>
+      <w:r>
+        <w:rPr>
+          <w:rFonts w:ascii="Malgun Gothic" w:hAnsi="Malgun Gothic" w:eastAsia="Malgun Gothic"/>
+          <w:b/>
+          <w:color w:val="E11D48"/>
+          <w:sz w:val="21"/>
+        </w:rPr>
+        <w:t>original quality</w:t>
+      </w:r>
+      <w:r>
+        <w:rPr>
+          <w:rFonts w:ascii="Malgun Gothic" w:hAnsi="Malgun Gothic" w:eastAsia="Malgun Gothic"/>
+          <w:b w:val="0"/>
+          <w:color w:val="334155"/>
+          <w:sz w:val="21"/>
+        </w:rPr>
+        <w:t>.</w:t>
+      </w:r>
+    </w:p>
+    <w:p>
+      <w:pPr>
+        <w:spacing w:after="40" w:before="80"/>
+      </w:pPr>
+      <w:r>
+        <w:rPr>
+          <w:rFonts w:ascii="Malgun Gothic" w:hAnsi="Malgun Gothic" w:eastAsia="Malgun Gothic"/>
+          <w:b/>
+          <w:color w:val="E11D48"/>
+          <w:sz w:val="21"/>
+        </w:rPr>
+        <w:t>✅ Key Points</w:t>
+      </w:r>
+    </w:p>
+    <w:p>
+      <w:pPr>
+        <w:spacing w:after="20"/>
+        <w:ind w:left="288"/>
+      </w:pPr>
+      <w:r>
+        <w:rPr>
+          <w:rFonts w:ascii="Malgun Gothic" w:hAnsi="Malgun Gothic"/>
+          <w:color w:val="E11D48"/>
+        </w:rPr>
+        <w:t xml:space="preserve">• </w:t>
+      </w:r>
+      <w:r>
+        <w:rPr>
+          <w:rFonts w:ascii="Malgun Gothic" w:hAnsi="Malgun Gothic" w:eastAsia="Malgun Gothic"/>
+          <w:b w:val="0"/>
+          <w:color w:val="334155"/>
+          <w:sz w:val="20"/>
+        </w:rPr>
+        <w:t xml:space="preserve">For videos, </w:t>
+      </w:r>
+      <w:r>
+        <w:rPr>
+          <w:rFonts w:ascii="Malgun Gothic" w:hAnsi="Malgun Gothic" w:eastAsia="Malgun Gothic"/>
+          <w:b/>
+          <w:color w:val="E11D48"/>
+          <w:sz w:val="20"/>
+        </w:rPr>
+        <w:t>link sharing = original quality</w:t>
+      </w:r>
+      <w:r>
+        <w:rPr>
+          <w:rFonts w:ascii="Malgun Gothic" w:hAnsi="Malgun Gothic" w:eastAsia="Malgun Gothic"/>
+          <w:b w:val="0"/>
+          <w:color w:val="334155"/>
+          <w:sz w:val="20"/>
+        </w:rPr>
+        <w:t>; file attachments degrade it.</w:t>
+      </w:r>
+    </w:p>
+    <w:p>
+      <w:pPr>
+        <w:spacing w:after="20"/>
+        <w:ind w:left="288"/>
+      </w:pPr>
+      <w:r>
+        <w:rPr>
+          <w:rFonts w:ascii="Malgun Gothic" w:hAnsi="Malgun Gothic"/>
+          <w:color w:val="E11D48"/>
+        </w:rPr>
+        <w:t xml:space="preserve">• </w:t>
+      </w:r>
+      <w:r>
+        <w:rPr>
+          <w:rFonts w:ascii="Malgun Gothic" w:hAnsi="Malgun Gothic" w:eastAsia="Malgun Gothic"/>
+          <w:b w:val="0"/>
+          <w:color w:val="334155"/>
+          <w:sz w:val="20"/>
+        </w:rPr>
+        <w:t>Works the same for PDFs, PPTs, and videos anywhere in the library.</w:t>
+      </w:r>
+    </w:p>
+    <w:tbl>
+      <w:tblPr>
+        <w:tblW w:type="auto" w:w="0"/>
+        <w:jc w:val="center"/>
+        <w:tblLook w:firstColumn="1" w:firstRow="1" w:lastColumn="0" w:lastRow="0" w:noHBand="0" w:noVBand="1" w:val="04A0"/>
+        <w:tblBorders>
+          <w:top w:val="none"/>
+          <w:left w:val="none"/>
+          <w:bottom w:val="none"/>
+          <w:right w:val="none"/>
+          <w:insideH w:val="none"/>
+          <w:insideV w:val="none"/>
+        </w:tblBorders>
+      </w:tblPr>
+      <w:tblGrid>
+        <w:gridCol w:w="9936"/>
+      </w:tblGrid>
+      <w:tr>
+        <w:tc>
+          <w:tcPr>
+            <w:tcW w:type="dxa" w:w="9216"/>
+            <w:shd w:val="clear" w:fill="FFFBEB"/>
+          </w:tcPr>
+          <w:p>
+            <w:pPr>
+              <w:spacing w:after="40" w:before="40"/>
+            </w:pPr>
+            <w:r>
+              <w:rPr>
+                <w:rFonts w:ascii="Malgun Gothic" w:hAnsi="Malgun Gothic" w:eastAsia="Malgun Gothic"/>
+                <w:b/>
+                <w:color w:val="B45309"/>
+                <w:sz w:val="21"/>
+              </w:rPr>
+              <w:t xml:space="preserve">⚠️ Good to know </w:t>
+            </w:r>
+            <w:r>
+              <w:rPr>
+                <w:rFonts w:ascii="Malgun Gothic" w:hAnsi="Malgun Gothic" w:eastAsia="Malgun Gothic"/>
+                <w:b w:val="0"/>
+                <w:color w:val="92670A"/>
+                <w:sz w:val="20"/>
+              </w:rPr>
+              <w:t>Anyone with the link can open it. For internal-only material, check who you share with.</w:t>
+            </w:r>
+          </w:p>
+        </w:tc>
+      </w:tr>
+    </w:tbl>
+    <w:p>
+      <w:pPr>
+        <w:spacing w:after="40"/>
+      </w:pPr>
+    </w:p>
+    <w:tbl>
+      <w:tblPr>
+        <w:tblW w:type="auto" w:w="0"/>
+        <w:jc w:val="center"/>
+        <w:tblLook w:firstColumn="1" w:firstRow="1" w:lastColumn="0" w:lastRow="0" w:noHBand="0" w:noVBand="1" w:val="04A0"/>
+        <w:tblBorders>
+          <w:top w:val="none"/>
+          <w:left w:val="none"/>
+          <w:bottom w:val="none"/>
+          <w:right w:val="none"/>
+          <w:insideH w:val="none"/>
+          <w:insideV w:val="none"/>
+        </w:tblBorders>
+      </w:tblPr>
+      <w:tblGrid>
+        <w:gridCol w:w="9936"/>
+      </w:tblGrid>
+      <w:tr>
+        <w:tc>
+          <w:tcPr>
+            <w:tcW w:type="dxa" w:w="9216"/>
+            <w:shd w:val="clear" w:fill="FFF7E6"/>
+          </w:tcPr>
+          <w:p>
+            <w:pPr>
+              <w:spacing w:after="40" w:before="40"/>
+            </w:pPr>
+            <w:r>
+              <w:rPr>
+                <w:rFonts w:ascii="Malgun Gothic" w:hAnsi="Malgun Gothic" w:eastAsia="Malgun Gothic"/>
+                <w:b/>
+                <w:color w:val="E8630A"/>
+                <w:sz w:val="21"/>
+              </w:rPr>
+              <w:t xml:space="preserve">💡 Tip </w:t>
+            </w:r>
+            <w:r>
+              <w:rPr>
+                <w:rFonts w:ascii="Malgun Gothic" w:hAnsi="Malgun Gothic" w:eastAsia="Malgun Gothic"/>
+                <w:b w:val="0"/>
+                <w:color w:val="5B4A2A"/>
+                <w:sz w:val="20"/>
+              </w:rPr>
+              <w:t>In a parents' group chat, one video-guide link does all the explaining.</w:t>
+            </w:r>
+          </w:p>
+        </w:tc>
+      </w:tr>
+    </w:tbl>
+    <w:p>
+      <w:pPr>
+        <w:spacing w:after="40"/>
+      </w:pPr>
+    </w:p>
+    <w:p>
+      <w:pPr>
+        <w:spacing w:before="80" w:after="160"/>
+        <w:jc w:val="center"/>
+      </w:pPr>
+      <w:r>
+        <w:drawing>
+          <wp:inline xmlns:a="http://schemas.openxmlformats.org/drawingml/2006/main" xmlns:pic="http://schemas.openxmlformats.org/drawingml/2006/picture">
+            <wp:extent cx="5669280" cy="3543300"/>
+            <wp:docPr id="21" name="Picture 21"/>
+            <wp:cNvGraphicFramePr>
+              <a:graphicFrameLocks noChangeAspect="1"/>
+            </wp:cNvGraphicFramePr>
+            <a:graphic>
+              <a:graphicData uri="http://schemas.openxmlformats.org/drawingml/2006/picture">
+                <pic:pic>
+                  <pic:nvPicPr>
+                    <pic:cNvPr id="0" name="admin_noticestudio.jpg"/>
+                    <pic:cNvPicPr/>
+                  </pic:nvPicPr>
+                  <pic:blipFill>
+                    <a:blip r:embed="rId22"/>
                     <a:stretch>
                       <a:fillRect/>
                     </a:stretch>

--- a/cloudflare-deploy/public/library/agency/agency-en.docx
+++ b/cloudflare-deploy/public/library/agency/agency-en.docx
@@ -8339,6 +8339,1821 @@
                   </pic:nvPicPr>
                   <pic:blipFill>
                     <a:blip r:embed="rId22"/>
+                    <a:stretch>
+                      <a:fillRect/>
+                    </a:stretch>
+                  </pic:blipFill>
+                  <pic:spPr>
+                    <a:xfrm>
+                      <a:off x="0" y="0"/>
+                      <a:ext cx="5669280" cy="3543300"/>
+                    </a:xfrm>
+                    <a:prstGeom prst="rect"/>
+                  </pic:spPr>
+                </pic:pic>
+              </a:graphicData>
+            </a:graphic>
+          </wp:inline>
+        </w:drawing>
+      </w:r>
+    </w:p>
+    <w:p>
+      <w:pPr>
+        <w:spacing w:before="240" w:after="40"/>
+      </w:pPr>
+      <w:r>
+        <w:rPr>
+          <w:rFonts w:ascii="Malgun Gothic" w:hAnsi="Malgun Gothic" w:eastAsia="Malgun Gothic"/>
+          <w:b/>
+          <w:color w:val="E11D48"/>
+          <w:sz w:val="28"/>
+        </w:rPr>
+        <w:t>20.  🧭 A refreshed admin screen</w:t>
+      </w:r>
+    </w:p>
+    <w:p>
+      <w:pPr>
+        <w:spacing w:after="120" w:before="0"/>
+      </w:pPr>
+      <w:r>
+        <w:rPr>
+          <w:rFonts w:ascii="Malgun Gothic" w:hAnsi="Malgun Gothic" w:eastAsia="Malgun Gothic"/>
+          <w:b w:val="0"/>
+          <w:color w:val="64748B"/>
+          <w:sz w:val="21"/>
+        </w:rPr>
+        <w:t>Collapsible sidebar · lighter background · line icons</w:t>
+      </w:r>
+    </w:p>
+    <w:tbl>
+      <w:tblPr>
+        <w:tblW w:type="auto" w:w="0"/>
+        <w:jc w:val="center"/>
+        <w:tblLook w:firstColumn="1" w:firstRow="1" w:lastColumn="0" w:lastRow="0" w:noHBand="0" w:noVBand="1" w:val="04A0"/>
+        <w:tblBorders>
+          <w:top w:val="none"/>
+          <w:left w:val="none"/>
+          <w:bottom w:val="none"/>
+          <w:right w:val="none"/>
+          <w:insideH w:val="none"/>
+          <w:insideV w:val="none"/>
+        </w:tblBorders>
+      </w:tblPr>
+      <w:tblGrid>
+        <w:gridCol w:w="9936"/>
+      </w:tblGrid>
+      <w:tr>
+        <w:tc>
+          <w:tcPr>
+            <w:tcW w:type="dxa" w:w="9216"/>
+            <w:shd w:val="clear" w:fill="FFF1F2"/>
+          </w:tcPr>
+          <w:p>
+            <w:pPr>
+              <w:spacing w:after="40" w:before="40"/>
+            </w:pPr>
+            <w:r>
+              <w:rPr>
+                <w:rFonts w:ascii="Malgun Gothic" w:hAnsi="Malgun Gothic" w:eastAsia="Malgun Gothic"/>
+                <w:b/>
+                <w:color w:val="E11D48"/>
+                <w:sz w:val="21"/>
+              </w:rPr>
+              <w:t xml:space="preserve">📖 </w:t>
+            </w:r>
+            <w:r>
+              <w:rPr>
+                <w:rFonts w:ascii="Malgun Gothic" w:hAnsi="Malgun Gothic" w:eastAsia="Malgun Gothic"/>
+                <w:b w:val="0"/>
+                <w:color w:val="334155"/>
+                <w:sz w:val="20"/>
+              </w:rPr>
+              <w:t xml:space="preserve">The admin screen is now </w:t>
+            </w:r>
+            <w:r>
+              <w:rPr>
+                <w:rFonts w:ascii="Malgun Gothic" w:hAnsi="Malgun Gothic" w:eastAsia="Malgun Gothic"/>
+                <w:b/>
+                <w:color w:val="334155"/>
+                <w:sz w:val="20"/>
+              </w:rPr>
+              <w:t>easier on the eyes and wider</w:t>
+            </w:r>
+            <w:r>
+              <w:rPr>
+                <w:rFonts w:ascii="Malgun Gothic" w:hAnsi="Malgun Gothic" w:eastAsia="Malgun Gothic"/>
+                <w:b w:val="0"/>
+                <w:color w:val="334155"/>
+                <w:sz w:val="20"/>
+              </w:rPr>
+              <w:t xml:space="preserve">. The left menu collapses to a </w:t>
+            </w:r>
+            <w:r>
+              <w:rPr>
+                <w:rFonts w:ascii="Malgun Gothic" w:hAnsi="Malgun Gothic" w:eastAsia="Malgun Gothic"/>
+                <w:b/>
+                <w:color w:val="334155"/>
+                <w:sz w:val="20"/>
+              </w:rPr>
+              <w:t>narrow icon rail</w:t>
+            </w:r>
+            <w:r>
+              <w:rPr>
+                <w:rFonts w:ascii="Malgun Gothic" w:hAnsi="Malgun Gothic" w:eastAsia="Malgun Gothic"/>
+                <w:b w:val="0"/>
+                <w:color w:val="334155"/>
+                <w:sz w:val="20"/>
+              </w:rPr>
+              <w:t xml:space="preserve"> via the </w:t>
+            </w:r>
+            <w:r>
+              <w:rPr>
+                <w:rFonts w:ascii="Malgun Gothic" w:hAnsi="Malgun Gothic" w:eastAsia="Malgun Gothic"/>
+                <w:b/>
+                <w:color w:val="334155"/>
+                <w:sz w:val="20"/>
+              </w:rPr>
+              <w:t>‹ Collapse</w:t>
+            </w:r>
+            <w:r>
+              <w:rPr>
+                <w:rFonts w:ascii="Malgun Gothic" w:hAnsi="Malgun Gothic" w:eastAsia="Malgun Gothic"/>
+                <w:b w:val="0"/>
+                <w:color w:val="334155"/>
+                <w:sz w:val="20"/>
+              </w:rPr>
+              <w:t xml:space="preserve"> button, and the background is now a </w:t>
+            </w:r>
+            <w:r>
+              <w:rPr>
+                <w:rFonts w:ascii="Malgun Gothic" w:hAnsi="Malgun Gothic" w:eastAsia="Malgun Gothic"/>
+                <w:b/>
+                <w:color w:val="334155"/>
+                <w:sz w:val="20"/>
+              </w:rPr>
+              <w:t>consistent light tone</w:t>
+            </w:r>
+            <w:r>
+              <w:rPr>
+                <w:rFonts w:ascii="Malgun Gothic" w:hAnsi="Malgun Gothic" w:eastAsia="Malgun Gothic"/>
+                <w:b w:val="0"/>
+                <w:color w:val="334155"/>
+                <w:sz w:val="20"/>
+              </w:rPr>
+              <w:t xml:space="preserve">. Menu icons were redrawn as </w:t>
+            </w:r>
+            <w:r>
+              <w:rPr>
+                <w:rFonts w:ascii="Malgun Gothic" w:hAnsi="Malgun Gothic" w:eastAsia="Malgun Gothic"/>
+                <w:b/>
+                <w:color w:val="334155"/>
+                <w:sz w:val="20"/>
+              </w:rPr>
+              <w:t>line icons</w:t>
+            </w:r>
+            <w:r>
+              <w:rPr>
+                <w:rFonts w:ascii="Malgun Gothic" w:hAnsi="Malgun Gothic" w:eastAsia="Malgun Gothic"/>
+                <w:b w:val="0"/>
+                <w:color w:val="334155"/>
+                <w:sz w:val="20"/>
+              </w:rPr>
+              <w:t xml:space="preserve"> so labels read clearly.</w:t>
+            </w:r>
+          </w:p>
+        </w:tc>
+      </w:tr>
+    </w:tbl>
+    <w:p>
+      <w:pPr>
+        <w:spacing w:after="40"/>
+      </w:pPr>
+    </w:p>
+    <w:p>
+      <w:pPr>
+        <w:spacing w:after="40" w:before="0"/>
+      </w:pPr>
+      <w:r>
+        <w:rPr>
+          <w:rFonts w:ascii="Malgun Gothic" w:hAnsi="Malgun Gothic" w:eastAsia="Malgun Gothic"/>
+          <w:b/>
+          <w:color w:val="E11D48"/>
+          <w:sz w:val="22"/>
+        </w:rPr>
+        <w:t>How to use</w:t>
+      </w:r>
+    </w:p>
+    <w:p>
+      <w:pPr>
+        <w:spacing w:after="40"/>
+        <w:ind w:left="288"/>
+      </w:pPr>
+      <w:r>
+        <w:rPr>
+          <w:rFonts w:ascii="Malgun Gothic" w:hAnsi="Malgun Gothic" w:eastAsia="Malgun Gothic"/>
+          <w:b/>
+          <w:color w:val="F59E0B"/>
+          <w:sz w:val="21"/>
+        </w:rPr>
+        <w:t xml:space="preserve">1. </w:t>
+      </w:r>
+      <w:r>
+        <w:rPr>
+          <w:rFonts w:ascii="Malgun Gothic" w:hAnsi="Malgun Gothic" w:eastAsia="Malgun Gothic"/>
+          <w:b w:val="0"/>
+          <w:color w:val="334155"/>
+          <w:sz w:val="21"/>
+        </w:rPr>
+        <w:t xml:space="preserve">Press </w:t>
+      </w:r>
+      <w:r>
+        <w:rPr>
+          <w:rFonts w:ascii="Malgun Gothic" w:hAnsi="Malgun Gothic" w:eastAsia="Malgun Gothic"/>
+          <w:b/>
+          <w:color w:val="E11D48"/>
+          <w:sz w:val="21"/>
+        </w:rPr>
+        <w:t>‹ Collapse</w:t>
+      </w:r>
+      <w:r>
+        <w:rPr>
+          <w:rFonts w:ascii="Malgun Gothic" w:hAnsi="Malgun Gothic" w:eastAsia="Malgun Gothic"/>
+          <w:b w:val="0"/>
+          <w:color w:val="334155"/>
+          <w:sz w:val="21"/>
+        </w:rPr>
+        <w:t xml:space="preserve"> at the top of the left menu — it shrinks to an icon rail and </w:t>
+      </w:r>
+      <w:r>
+        <w:rPr>
+          <w:rFonts w:ascii="Malgun Gothic" w:hAnsi="Malgun Gothic" w:eastAsia="Malgun Gothic"/>
+          <w:b/>
+          <w:color w:val="E11D48"/>
+          <w:sz w:val="21"/>
+        </w:rPr>
+        <w:t>the content gets wider</w:t>
+      </w:r>
+      <w:r>
+        <w:rPr>
+          <w:rFonts w:ascii="Malgun Gothic" w:hAnsi="Malgun Gothic" w:eastAsia="Malgun Gothic"/>
+          <w:b w:val="0"/>
+          <w:color w:val="334155"/>
+          <w:sz w:val="21"/>
+        </w:rPr>
+        <w:t>.</w:t>
+      </w:r>
+    </w:p>
+    <w:p>
+      <w:pPr>
+        <w:spacing w:after="40"/>
+        <w:ind w:left="288"/>
+      </w:pPr>
+      <w:r>
+        <w:rPr>
+          <w:rFonts w:ascii="Malgun Gothic" w:hAnsi="Malgun Gothic" w:eastAsia="Malgun Gothic"/>
+          <w:b/>
+          <w:color w:val="F59E0B"/>
+          <w:sz w:val="21"/>
+        </w:rPr>
+        <w:t xml:space="preserve">2. </w:t>
+      </w:r>
+      <w:r>
+        <w:rPr>
+          <w:rFonts w:ascii="Malgun Gothic" w:hAnsi="Malgun Gothic" w:eastAsia="Malgun Gothic"/>
+          <w:b w:val="0"/>
+          <w:color w:val="334155"/>
+          <w:sz w:val="21"/>
+        </w:rPr>
+        <w:t xml:space="preserve">Press the </w:t>
+      </w:r>
+      <w:r>
+        <w:rPr>
+          <w:rFonts w:ascii="Malgun Gothic" w:hAnsi="Malgun Gothic" w:eastAsia="Malgun Gothic"/>
+          <w:b/>
+          <w:color w:val="E11D48"/>
+          <w:sz w:val="21"/>
+        </w:rPr>
+        <w:t>›</w:t>
+      </w:r>
+      <w:r>
+        <w:rPr>
+          <w:rFonts w:ascii="Malgun Gothic" w:hAnsi="Malgun Gothic" w:eastAsia="Malgun Gothic"/>
+          <w:b w:val="0"/>
+          <w:color w:val="334155"/>
+          <w:sz w:val="21"/>
+        </w:rPr>
+        <w:t xml:space="preserve"> button in the same place to expand it again.</w:t>
+      </w:r>
+    </w:p>
+    <w:p>
+      <w:pPr>
+        <w:spacing w:after="40"/>
+        <w:ind w:left="288"/>
+      </w:pPr>
+      <w:r>
+        <w:rPr>
+          <w:rFonts w:ascii="Malgun Gothic" w:hAnsi="Malgun Gothic" w:eastAsia="Malgun Gothic"/>
+          <w:b/>
+          <w:color w:val="F59E0B"/>
+          <w:sz w:val="21"/>
+        </w:rPr>
+        <w:t xml:space="preserve">3. </w:t>
+      </w:r>
+      <w:r>
+        <w:rPr>
+          <w:rFonts w:ascii="Malgun Gothic" w:hAnsi="Malgun Gothic" w:eastAsia="Malgun Gothic"/>
+          <w:b w:val="0"/>
+          <w:color w:val="334155"/>
+          <w:sz w:val="21"/>
+        </w:rPr>
+        <w:t xml:space="preserve">The collapsed state is </w:t>
+      </w:r>
+      <w:r>
+        <w:rPr>
+          <w:rFonts w:ascii="Malgun Gothic" w:hAnsi="Malgun Gothic" w:eastAsia="Malgun Gothic"/>
+          <w:b/>
+          <w:color w:val="E11D48"/>
+          <w:sz w:val="21"/>
+        </w:rPr>
+        <w:t>remembered for your next visit</w:t>
+      </w:r>
+      <w:r>
+        <w:rPr>
+          <w:rFonts w:ascii="Malgun Gothic" w:hAnsi="Malgun Gothic" w:eastAsia="Malgun Gothic"/>
+          <w:b w:val="0"/>
+          <w:color w:val="334155"/>
+          <w:sz w:val="21"/>
+        </w:rPr>
+        <w:t>.</w:t>
+      </w:r>
+    </w:p>
+    <w:p>
+      <w:pPr>
+        <w:spacing w:after="40"/>
+        <w:ind w:left="288"/>
+      </w:pPr>
+      <w:r>
+        <w:rPr>
+          <w:rFonts w:ascii="Malgun Gothic" w:hAnsi="Malgun Gothic" w:eastAsia="Malgun Gothic"/>
+          <w:b/>
+          <w:color w:val="F59E0B"/>
+          <w:sz w:val="21"/>
+        </w:rPr>
+        <w:t xml:space="preserve">4. </w:t>
+      </w:r>
+      <w:r>
+        <w:rPr>
+          <w:rFonts w:ascii="Malgun Gothic" w:hAnsi="Malgun Gothic" w:eastAsia="Malgun Gothic"/>
+          <w:b w:val="0"/>
+          <w:color w:val="334155"/>
+          <w:sz w:val="21"/>
+        </w:rPr>
+        <w:t xml:space="preserve">Too many menus to find one? Type its name into </w:t>
+      </w:r>
+      <w:r>
+        <w:rPr>
+          <w:rFonts w:ascii="Malgun Gothic" w:hAnsi="Malgun Gothic" w:eastAsia="Malgun Gothic"/>
+          <w:b/>
+          <w:color w:val="E11D48"/>
+          <w:sz w:val="21"/>
+        </w:rPr>
+        <w:t>menu search</w:t>
+      </w:r>
+      <w:r>
+        <w:rPr>
+          <w:rFonts w:ascii="Malgun Gothic" w:hAnsi="Malgun Gothic" w:eastAsia="Malgun Gothic"/>
+          <w:b w:val="0"/>
+          <w:color w:val="334155"/>
+          <w:sz w:val="21"/>
+        </w:rPr>
+        <w:t xml:space="preserve"> at the top.</w:t>
+      </w:r>
+    </w:p>
+    <w:p>
+      <w:pPr>
+        <w:spacing w:after="40" w:before="80"/>
+      </w:pPr>
+      <w:r>
+        <w:rPr>
+          <w:rFonts w:ascii="Malgun Gothic" w:hAnsi="Malgun Gothic" w:eastAsia="Malgun Gothic"/>
+          <w:b/>
+          <w:color w:val="E11D48"/>
+          <w:sz w:val="21"/>
+        </w:rPr>
+        <w:t>✅ Key Points</w:t>
+      </w:r>
+    </w:p>
+    <w:p>
+      <w:pPr>
+        <w:spacing w:after="20"/>
+        <w:ind w:left="288"/>
+      </w:pPr>
+      <w:r>
+        <w:rPr>
+          <w:rFonts w:ascii="Malgun Gothic" w:hAnsi="Malgun Gothic"/>
+          <w:color w:val="E11D48"/>
+        </w:rPr>
+        <w:t xml:space="preserve">• </w:t>
+      </w:r>
+      <w:r>
+        <w:rPr>
+          <w:rFonts w:ascii="Malgun Gothic" w:hAnsi="Malgun Gothic" w:eastAsia="Malgun Gothic"/>
+          <w:b w:val="0"/>
+          <w:color w:val="334155"/>
+          <w:sz w:val="20"/>
+        </w:rPr>
+        <w:t xml:space="preserve">Screens full of tables and lists gain </w:t>
+      </w:r>
+      <w:r>
+        <w:rPr>
+          <w:rFonts w:ascii="Malgun Gothic" w:hAnsi="Malgun Gothic" w:eastAsia="Malgun Gothic"/>
+          <w:b/>
+          <w:color w:val="E11D48"/>
+          <w:sz w:val="20"/>
+        </w:rPr>
+        <w:t>a lot of horizontal space</w:t>
+      </w:r>
+      <w:r>
+        <w:rPr>
+          <w:rFonts w:ascii="Malgun Gothic" w:hAnsi="Malgun Gothic" w:eastAsia="Malgun Gothic"/>
+          <w:b w:val="0"/>
+          <w:color w:val="334155"/>
+          <w:sz w:val="20"/>
+        </w:rPr>
+        <w:t>.</w:t>
+      </w:r>
+    </w:p>
+    <w:p>
+      <w:pPr>
+        <w:spacing w:after="20"/>
+        <w:ind w:left="288"/>
+      </w:pPr>
+      <w:r>
+        <w:rPr>
+          <w:rFonts w:ascii="Malgun Gothic" w:hAnsi="Malgun Gothic"/>
+          <w:color w:val="E11D48"/>
+        </w:rPr>
+        <w:t xml:space="preserve">• </w:t>
+      </w:r>
+      <w:r>
+        <w:rPr>
+          <w:rFonts w:ascii="Malgun Gothic" w:hAnsi="Malgun Gothic" w:eastAsia="Malgun Gothic"/>
+          <w:b w:val="0"/>
+          <w:color w:val="334155"/>
+          <w:sz w:val="20"/>
+        </w:rPr>
+        <w:t xml:space="preserve">15 sub-pages were moved onto the </w:t>
+      </w:r>
+      <w:r>
+        <w:rPr>
+          <w:rFonts w:ascii="Malgun Gothic" w:hAnsi="Malgun Gothic" w:eastAsia="Malgun Gothic"/>
+          <w:b/>
+          <w:color w:val="E11D48"/>
+          <w:sz w:val="20"/>
+        </w:rPr>
+        <w:t>same light theme</w:t>
+      </w:r>
+      <w:r>
+        <w:rPr>
+          <w:rFonts w:ascii="Malgun Gothic" w:hAnsi="Malgun Gothic" w:eastAsia="Malgun Gothic"/>
+          <w:b w:val="0"/>
+          <w:color w:val="334155"/>
+          <w:sz w:val="20"/>
+        </w:rPr>
+        <w:t>, so the colour jump between screens is gone.</w:t>
+      </w:r>
+    </w:p>
+    <w:p>
+      <w:pPr>
+        <w:spacing w:after="20"/>
+        <w:ind w:left="288"/>
+      </w:pPr>
+      <w:r>
+        <w:rPr>
+          <w:rFonts w:ascii="Malgun Gothic" w:hAnsi="Malgun Gothic"/>
+          <w:color w:val="E11D48"/>
+        </w:rPr>
+        <w:t xml:space="preserve">• </w:t>
+      </w:r>
+      <w:r>
+        <w:rPr>
+          <w:rFonts w:ascii="Malgun Gothic" w:hAnsi="Malgun Gothic" w:eastAsia="Malgun Gothic"/>
+          <w:b w:val="0"/>
+          <w:color w:val="334155"/>
+          <w:sz w:val="20"/>
+        </w:rPr>
+        <w:t xml:space="preserve">The collapse animation was </w:t>
+      </w:r>
+      <w:r>
+        <w:rPr>
+          <w:rFonts w:ascii="Malgun Gothic" w:hAnsi="Malgun Gothic" w:eastAsia="Malgun Gothic"/>
+          <w:b/>
+          <w:color w:val="E11D48"/>
+          <w:sz w:val="20"/>
+        </w:rPr>
+        <w:t>removed</w:t>
+      </w:r>
+      <w:r>
+        <w:rPr>
+          <w:rFonts w:ascii="Malgun Gothic" w:hAnsi="Malgun Gothic" w:eastAsia="Malgun Gothic"/>
+          <w:b w:val="0"/>
+          <w:color w:val="334155"/>
+          <w:sz w:val="20"/>
+        </w:rPr>
+        <w:t xml:space="preserve"> so low-spec PCs don't stutter.</w:t>
+      </w:r>
+    </w:p>
+    <w:tbl>
+      <w:tblPr>
+        <w:tblW w:type="auto" w:w="0"/>
+        <w:jc w:val="center"/>
+        <w:tblLook w:firstColumn="1" w:firstRow="1" w:lastColumn="0" w:lastRow="0" w:noHBand="0" w:noVBand="1" w:val="04A0"/>
+        <w:tblBorders>
+          <w:top w:val="none"/>
+          <w:left w:val="none"/>
+          <w:bottom w:val="none"/>
+          <w:right w:val="none"/>
+          <w:insideH w:val="none"/>
+          <w:insideV w:val="none"/>
+        </w:tblBorders>
+      </w:tblPr>
+      <w:tblGrid>
+        <w:gridCol w:w="9936"/>
+      </w:tblGrid>
+      <w:tr>
+        <w:tc>
+          <w:tcPr>
+            <w:tcW w:type="dxa" w:w="9216"/>
+            <w:shd w:val="clear" w:fill="FFF7E6"/>
+          </w:tcPr>
+          <w:p>
+            <w:pPr>
+              <w:spacing w:after="40" w:before="40"/>
+            </w:pPr>
+            <w:r>
+              <w:rPr>
+                <w:rFonts w:ascii="Malgun Gothic" w:hAnsi="Malgun Gothic" w:eastAsia="Malgun Gothic"/>
+                <w:b/>
+                <w:color w:val="E8630A"/>
+                <w:sz w:val="21"/>
+              </w:rPr>
+              <w:t xml:space="preserve">💡 Tip </w:t>
+            </w:r>
+            <w:r>
+              <w:rPr>
+                <w:rFonts w:ascii="Malgun Gothic" w:hAnsi="Malgun Gothic" w:eastAsia="Malgun Gothic"/>
+                <w:b w:val="0"/>
+                <w:color w:val="5B4A2A"/>
+                <w:sz w:val="20"/>
+              </w:rPr>
+              <w:t>Wide-table screens like settlement and payroll are far easier to read with the menu collapsed.</w:t>
+            </w:r>
+          </w:p>
+        </w:tc>
+      </w:tr>
+    </w:tbl>
+    <w:p>
+      <w:pPr>
+        <w:spacing w:after="40"/>
+      </w:pPr>
+    </w:p>
+    <w:p>
+      <w:pPr>
+        <w:spacing w:before="80" w:after="160"/>
+        <w:jc w:val="center"/>
+      </w:pPr>
+      <w:r>
+        <w:drawing>
+          <wp:inline xmlns:a="http://schemas.openxmlformats.org/drawingml/2006/main" xmlns:pic="http://schemas.openxmlformats.org/drawingml/2006/picture">
+            <wp:extent cx="5669280" cy="3543300"/>
+            <wp:docPr id="22" name="Picture 22"/>
+            <wp:cNvGraphicFramePr>
+              <a:graphicFrameLocks noChangeAspect="1"/>
+            </wp:cNvGraphicFramePr>
+            <a:graphic>
+              <a:graphicData uri="http://schemas.openxmlformats.org/drawingml/2006/picture">
+                <pic:pic>
+                  <pic:nvPicPr>
+                    <pic:cNvPr id="0" name="admin_sidebar_rail.jpg"/>
+                    <pic:cNvPicPr/>
+                  </pic:nvPicPr>
+                  <pic:blipFill>
+                    <a:blip r:embed="rId24"/>
+                    <a:stretch>
+                      <a:fillRect/>
+                    </a:stretch>
+                  </pic:blipFill>
+                  <pic:spPr>
+                    <a:xfrm>
+                      <a:off x="0" y="0"/>
+                      <a:ext cx="5669280" cy="3543300"/>
+                    </a:xfrm>
+                    <a:prstGeom prst="rect"/>
+                  </pic:spPr>
+                </pic:pic>
+              </a:graphicData>
+            </a:graphic>
+          </wp:inline>
+        </w:drawing>
+      </w:r>
+    </w:p>
+    <w:p>
+      <w:pPr>
+        <w:spacing w:before="240" w:after="40"/>
+      </w:pPr>
+      <w:r>
+        <w:rPr>
+          <w:rFonts w:ascii="Malgun Gothic" w:hAnsi="Malgun Gothic" w:eastAsia="Malgun Gothic"/>
+          <w:b/>
+          <w:color w:val="E11D48"/>
+          <w:sz w:val="28"/>
+        </w:rPr>
+        <w:t>21.  🌐 The interface language sets itself</w:t>
+      </w:r>
+    </w:p>
+    <w:p>
+      <w:pPr>
+        <w:spacing w:after="120" w:before="0"/>
+      </w:pPr>
+      <w:r>
+        <w:rPr>
+          <w:rFonts w:ascii="Malgun Gothic" w:hAnsi="Malgun Gothic" w:eastAsia="Malgun Gothic"/>
+          <w:b w:val="0"/>
+          <w:color w:val="64748B"/>
+          <w:sz w:val="21"/>
+        </w:rPr>
+        <w:t>Overseas staff and teachers start in English</w:t>
+      </w:r>
+    </w:p>
+    <w:tbl>
+      <w:tblPr>
+        <w:tblW w:type="auto" w:w="0"/>
+        <w:jc w:val="center"/>
+        <w:tblLook w:firstColumn="1" w:firstRow="1" w:lastColumn="0" w:lastRow="0" w:noHBand="0" w:noVBand="1" w:val="04A0"/>
+        <w:tblBorders>
+          <w:top w:val="none"/>
+          <w:left w:val="none"/>
+          <w:bottom w:val="none"/>
+          <w:right w:val="none"/>
+          <w:insideH w:val="none"/>
+          <w:insideV w:val="none"/>
+        </w:tblBorders>
+      </w:tblPr>
+      <w:tblGrid>
+        <w:gridCol w:w="9936"/>
+      </w:tblGrid>
+      <w:tr>
+        <w:tc>
+          <w:tcPr>
+            <w:tcW w:type="dxa" w:w="9216"/>
+            <w:shd w:val="clear" w:fill="FFF1F2"/>
+          </w:tcPr>
+          <w:p>
+            <w:pPr>
+              <w:spacing w:after="40" w:before="40"/>
+            </w:pPr>
+            <w:r>
+              <w:rPr>
+                <w:rFonts w:ascii="Malgun Gothic" w:hAnsi="Malgun Gothic" w:eastAsia="Malgun Gothic"/>
+                <w:b/>
+                <w:color w:val="E11D48"/>
+                <w:sz w:val="21"/>
+              </w:rPr>
+              <w:t xml:space="preserve">📖 </w:t>
+            </w:r>
+            <w:r>
+              <w:rPr>
+                <w:rFonts w:ascii="Malgun Gothic" w:hAnsi="Malgun Gothic" w:eastAsia="Malgun Gothic"/>
+                <w:b w:val="0"/>
+                <w:color w:val="334155"/>
+                <w:sz w:val="20"/>
+              </w:rPr>
+              <w:t xml:space="preserve">Filipino teachers and overseas staff now </w:t>
+            </w:r>
+            <w:r>
+              <w:rPr>
+                <w:rFonts w:ascii="Malgun Gothic" w:hAnsi="Malgun Gothic" w:eastAsia="Malgun Gothic"/>
+                <w:b/>
+                <w:color w:val="334155"/>
+                <w:sz w:val="20"/>
+              </w:rPr>
+              <w:t>start in English from the first screen</w:t>
+            </w:r>
+            <w:r>
+              <w:rPr>
+                <w:rFonts w:ascii="Malgun Gothic" w:hAnsi="Malgun Gothic" w:eastAsia="Malgun Gothic"/>
+                <w:b w:val="0"/>
+                <w:color w:val="334155"/>
+                <w:sz w:val="20"/>
+              </w:rPr>
+              <w:t xml:space="preserve">. The interface language is decided from the account's </w:t>
+            </w:r>
+            <w:r>
+              <w:rPr>
+                <w:rFonts w:ascii="Malgun Gothic" w:hAnsi="Malgun Gothic" w:eastAsia="Malgun Gothic"/>
+                <w:b/>
+                <w:color w:val="334155"/>
+                <w:sz w:val="20"/>
+              </w:rPr>
+              <w:t>nationality</w:t>
+            </w:r>
+            <w:r>
+              <w:rPr>
+                <w:rFonts w:ascii="Malgun Gothic" w:hAnsi="Malgun Gothic" w:eastAsia="Malgun Gothic"/>
+                <w:b w:val="0"/>
+                <w:color w:val="334155"/>
+                <w:sz w:val="20"/>
+              </w:rPr>
+              <w:t xml:space="preserve">, and teacher accounts are </w:t>
+            </w:r>
+            <w:r>
+              <w:rPr>
+                <w:rFonts w:ascii="Malgun Gothic" w:hAnsi="Malgun Gothic" w:eastAsia="Malgun Gothic"/>
+                <w:b/>
+                <w:color w:val="334155"/>
+                <w:sz w:val="20"/>
+              </w:rPr>
+              <w:t>always English</w:t>
+            </w:r>
+            <w:r>
+              <w:rPr>
+                <w:rFonts w:ascii="Malgun Gothic" w:hAnsi="Malgun Gothic" w:eastAsia="Malgun Gothic"/>
+                <w:b w:val="0"/>
+                <w:color w:val="334155"/>
+                <w:sz w:val="20"/>
+              </w:rPr>
+              <w:t xml:space="preserve"> regardless of name or previous choice. You can still switch any time with the </w:t>
+            </w:r>
+            <w:r>
+              <w:rPr>
+                <w:rFonts w:ascii="Malgun Gothic" w:hAnsi="Malgun Gothic" w:eastAsia="Malgun Gothic"/>
+                <w:b/>
+                <w:color w:val="334155"/>
+                <w:sz w:val="20"/>
+              </w:rPr>
+              <w:t>🌐 EN / KR</w:t>
+            </w:r>
+            <w:r>
+              <w:rPr>
+                <w:rFonts w:ascii="Malgun Gothic" w:hAnsi="Malgun Gothic" w:eastAsia="Malgun Gothic"/>
+                <w:b w:val="0"/>
+                <w:color w:val="334155"/>
+                <w:sz w:val="20"/>
+              </w:rPr>
+              <w:t xml:space="preserve"> button at the top.</w:t>
+            </w:r>
+          </w:p>
+        </w:tc>
+      </w:tr>
+    </w:tbl>
+    <w:p>
+      <w:pPr>
+        <w:spacing w:after="40"/>
+      </w:pPr>
+    </w:p>
+    <w:p>
+      <w:pPr>
+        <w:spacing w:after="40" w:before="0"/>
+      </w:pPr>
+      <w:r>
+        <w:rPr>
+          <w:rFonts w:ascii="Malgun Gothic" w:hAnsi="Malgun Gothic" w:eastAsia="Malgun Gothic"/>
+          <w:b/>
+          <w:color w:val="E11D48"/>
+          <w:sz w:val="22"/>
+        </w:rPr>
+        <w:t>How to use</w:t>
+      </w:r>
+    </w:p>
+    <w:p>
+      <w:pPr>
+        <w:spacing w:after="40"/>
+        <w:ind w:left="288"/>
+      </w:pPr>
+      <w:r>
+        <w:rPr>
+          <w:rFonts w:ascii="Malgun Gothic" w:hAnsi="Malgun Gothic" w:eastAsia="Malgun Gothic"/>
+          <w:b/>
+          <w:color w:val="F59E0B"/>
+          <w:sz w:val="21"/>
+        </w:rPr>
+        <w:t xml:space="preserve">1. </w:t>
+      </w:r>
+      <w:r>
+        <w:rPr>
+          <w:rFonts w:ascii="Malgun Gothic" w:hAnsi="Malgun Gothic" w:eastAsia="Malgun Gothic"/>
+          <w:b w:val="0"/>
+          <w:color w:val="334155"/>
+          <w:sz w:val="21"/>
+        </w:rPr>
+        <w:t xml:space="preserve">If the account has a </w:t>
+      </w:r>
+      <w:r>
+        <w:rPr>
+          <w:rFonts w:ascii="Malgun Gothic" w:hAnsi="Malgun Gothic" w:eastAsia="Malgun Gothic"/>
+          <w:b/>
+          <w:color w:val="E11D48"/>
+          <w:sz w:val="21"/>
+        </w:rPr>
+        <w:t>nationality</w:t>
+      </w:r>
+      <w:r>
+        <w:rPr>
+          <w:rFonts w:ascii="Malgun Gothic" w:hAnsi="Malgun Gothic" w:eastAsia="Malgun Gothic"/>
+          <w:b w:val="0"/>
+          <w:color w:val="334155"/>
+          <w:sz w:val="21"/>
+        </w:rPr>
+        <w:t xml:space="preserve"> on file, the right language appears automatically at login.</w:t>
+      </w:r>
+    </w:p>
+    <w:p>
+      <w:pPr>
+        <w:spacing w:after="40"/>
+        <w:ind w:left="288"/>
+      </w:pPr>
+      <w:r>
+        <w:rPr>
+          <w:rFonts w:ascii="Malgun Gothic" w:hAnsi="Malgun Gothic" w:eastAsia="Malgun Gothic"/>
+          <w:b/>
+          <w:color w:val="F59E0B"/>
+          <w:sz w:val="21"/>
+        </w:rPr>
+        <w:t xml:space="preserve">2. </w:t>
+      </w:r>
+      <w:r>
+        <w:rPr>
+          <w:rFonts w:ascii="Malgun Gothic" w:hAnsi="Malgun Gothic" w:eastAsia="Malgun Gothic"/>
+          <w:b w:val="0"/>
+          <w:color w:val="334155"/>
+          <w:sz w:val="21"/>
+        </w:rPr>
+        <w:t xml:space="preserve">To change it manually, press the </w:t>
+      </w:r>
+      <w:r>
+        <w:rPr>
+          <w:rFonts w:ascii="Malgun Gothic" w:hAnsi="Malgun Gothic" w:eastAsia="Malgun Gothic"/>
+          <w:b/>
+          <w:color w:val="E11D48"/>
+          <w:sz w:val="21"/>
+        </w:rPr>
+        <w:t>🌐 EN / KR</w:t>
+      </w:r>
+      <w:r>
+        <w:rPr>
+          <w:rFonts w:ascii="Malgun Gothic" w:hAnsi="Malgun Gothic" w:eastAsia="Malgun Gothic"/>
+          <w:b w:val="0"/>
+          <w:color w:val="334155"/>
+          <w:sz w:val="21"/>
+        </w:rPr>
+        <w:t xml:space="preserve"> button at the top.</w:t>
+      </w:r>
+    </w:p>
+    <w:p>
+      <w:pPr>
+        <w:spacing w:after="40"/>
+        <w:ind w:left="288"/>
+      </w:pPr>
+      <w:r>
+        <w:rPr>
+          <w:rFonts w:ascii="Malgun Gothic" w:hAnsi="Malgun Gothic" w:eastAsia="Malgun Gothic"/>
+          <w:b/>
+          <w:color w:val="F59E0B"/>
+          <w:sz w:val="21"/>
+        </w:rPr>
+        <w:t xml:space="preserve">3. </w:t>
+      </w:r>
+      <w:r>
+        <w:rPr>
+          <w:rFonts w:ascii="Malgun Gothic" w:hAnsi="Malgun Gothic" w:eastAsia="Malgun Gothic"/>
+          <w:b w:val="0"/>
+          <w:color w:val="334155"/>
+          <w:sz w:val="21"/>
+        </w:rPr>
+        <w:t xml:space="preserve">A manual choice is stored </w:t>
+      </w:r>
+      <w:r>
+        <w:rPr>
+          <w:rFonts w:ascii="Malgun Gothic" w:hAnsi="Malgun Gothic" w:eastAsia="Malgun Gothic"/>
+          <w:b/>
+          <w:color w:val="E11D48"/>
+          <w:sz w:val="21"/>
+        </w:rPr>
+        <w:t>per account</w:t>
+      </w:r>
+      <w:r>
+        <w:rPr>
+          <w:rFonts w:ascii="Malgun Gothic" w:hAnsi="Malgun Gothic" w:eastAsia="Malgun Gothic"/>
+          <w:b w:val="0"/>
+          <w:color w:val="334155"/>
+          <w:sz w:val="21"/>
+        </w:rPr>
+        <w:t xml:space="preserve"> — several people can share one PC without interference.</w:t>
+      </w:r>
+    </w:p>
+    <w:p>
+      <w:pPr>
+        <w:spacing w:after="40"/>
+        <w:ind w:left="288"/>
+      </w:pPr>
+      <w:r>
+        <w:rPr>
+          <w:rFonts w:ascii="Malgun Gothic" w:hAnsi="Malgun Gothic" w:eastAsia="Malgun Gothic"/>
+          <w:b/>
+          <w:color w:val="F59E0B"/>
+          <w:sz w:val="21"/>
+        </w:rPr>
+        <w:t xml:space="preserve">4. </w:t>
+      </w:r>
+      <w:r>
+        <w:rPr>
+          <w:rFonts w:ascii="Malgun Gothic" w:hAnsi="Malgun Gothic" w:eastAsia="Malgun Gothic"/>
+          <w:b w:val="0"/>
+          <w:color w:val="334155"/>
+          <w:sz w:val="21"/>
+        </w:rPr>
+        <w:t xml:space="preserve">Teacher guide slides and manuals </w:t>
+      </w:r>
+      <w:r>
+        <w:rPr>
+          <w:rFonts w:ascii="Malgun Gothic" w:hAnsi="Malgun Gothic" w:eastAsia="Malgun Gothic"/>
+          <w:b/>
+          <w:color w:val="E11D48"/>
+          <w:sz w:val="21"/>
+        </w:rPr>
+        <w:t>switch to the English editions</w:t>
+      </w:r>
+      <w:r>
+        <w:rPr>
+          <w:rFonts w:ascii="Malgun Gothic" w:hAnsi="Malgun Gothic" w:eastAsia="Malgun Gothic"/>
+          <w:b w:val="0"/>
+          <w:color w:val="334155"/>
+          <w:sz w:val="21"/>
+        </w:rPr>
+        <w:t xml:space="preserve"> with it.</w:t>
+      </w:r>
+    </w:p>
+    <w:p>
+      <w:pPr>
+        <w:spacing w:after="40" w:before="80"/>
+      </w:pPr>
+      <w:r>
+        <w:rPr>
+          <w:rFonts w:ascii="Malgun Gothic" w:hAnsi="Malgun Gothic" w:eastAsia="Malgun Gothic"/>
+          <w:b/>
+          <w:color w:val="E11D48"/>
+          <w:sz w:val="21"/>
+        </w:rPr>
+        <w:t>✅ Key Points</w:t>
+      </w:r>
+    </w:p>
+    <w:p>
+      <w:pPr>
+        <w:spacing w:after="20"/>
+        <w:ind w:left="288"/>
+      </w:pPr>
+      <w:r>
+        <w:rPr>
+          <w:rFonts w:ascii="Malgun Gothic" w:hAnsi="Malgun Gothic"/>
+          <w:color w:val="E11D48"/>
+        </w:rPr>
+        <w:t xml:space="preserve">• </w:t>
+      </w:r>
+      <w:r>
+        <w:rPr>
+          <w:rFonts w:ascii="Malgun Gothic" w:hAnsi="Malgun Gothic" w:eastAsia="Malgun Gothic"/>
+          <w:b/>
+          <w:color w:val="E11D48"/>
+          <w:sz w:val="20"/>
+        </w:rPr>
+        <w:t>Teacher accounts are always English</w:t>
+      </w:r>
+      <w:r>
+        <w:rPr>
+          <w:rFonts w:ascii="Malgun Gothic" w:hAnsi="Malgun Gothic" w:eastAsia="Malgun Gothic"/>
+          <w:b w:val="0"/>
+          <w:color w:val="334155"/>
+          <w:sz w:val="20"/>
+        </w:rPr>
+        <w:t xml:space="preserve"> — no more getting lost in a Korean screen.</w:t>
+      </w:r>
+    </w:p>
+    <w:p>
+      <w:pPr>
+        <w:spacing w:after="20"/>
+        <w:ind w:left="288"/>
+      </w:pPr>
+      <w:r>
+        <w:rPr>
+          <w:rFonts w:ascii="Malgun Gothic" w:hAnsi="Malgun Gothic"/>
+          <w:color w:val="E11D48"/>
+        </w:rPr>
+        <w:t xml:space="preserve">• </w:t>
+      </w:r>
+      <w:r>
+        <w:rPr>
+          <w:rFonts w:ascii="Malgun Gothic" w:hAnsi="Malgun Gothic" w:eastAsia="Malgun Gothic"/>
+          <w:b w:val="0"/>
+          <w:color w:val="334155"/>
+          <w:sz w:val="20"/>
+        </w:rPr>
+        <w:t>Accounts with an English name no longer flip to Korean because of a Korean job title.</w:t>
+      </w:r>
+    </w:p>
+    <w:p>
+      <w:pPr>
+        <w:spacing w:after="20"/>
+        <w:ind w:left="288"/>
+      </w:pPr>
+      <w:r>
+        <w:rPr>
+          <w:rFonts w:ascii="Malgun Gothic" w:hAnsi="Malgun Gothic"/>
+          <w:color w:val="E11D48"/>
+        </w:rPr>
+        <w:t xml:space="preserve">• </w:t>
+      </w:r>
+      <w:r>
+        <w:rPr>
+          <w:rFonts w:ascii="Malgun Gothic" w:hAnsi="Malgun Gothic" w:eastAsia="Malgun Gothic"/>
+          <w:b w:val="0"/>
+          <w:color w:val="334155"/>
+          <w:sz w:val="20"/>
+        </w:rPr>
+        <w:t xml:space="preserve">Language choice is </w:t>
+      </w:r>
+      <w:r>
+        <w:rPr>
+          <w:rFonts w:ascii="Malgun Gothic" w:hAnsi="Malgun Gothic" w:eastAsia="Malgun Gothic"/>
+          <w:b/>
+          <w:color w:val="E11D48"/>
+          <w:sz w:val="20"/>
+        </w:rPr>
+        <w:t>isolated per account</w:t>
+      </w:r>
+      <w:r>
+        <w:rPr>
+          <w:rFonts w:ascii="Malgun Gothic" w:hAnsi="Malgun Gothic" w:eastAsia="Malgun Gothic"/>
+          <w:b w:val="0"/>
+          <w:color w:val="334155"/>
+          <w:sz w:val="20"/>
+        </w:rPr>
+        <w:t>, so an overseas account isn't overwritten by someone else's pick.</w:t>
+      </w:r>
+    </w:p>
+    <w:tbl>
+      <w:tblPr>
+        <w:tblW w:type="auto" w:w="0"/>
+        <w:jc w:val="center"/>
+        <w:tblLook w:firstColumn="1" w:firstRow="1" w:lastColumn="0" w:lastRow="0" w:noHBand="0" w:noVBand="1" w:val="04A0"/>
+        <w:tblBorders>
+          <w:top w:val="none"/>
+          <w:left w:val="none"/>
+          <w:bottom w:val="none"/>
+          <w:right w:val="none"/>
+          <w:insideH w:val="none"/>
+          <w:insideV w:val="none"/>
+        </w:tblBorders>
+      </w:tblPr>
+      <w:tblGrid>
+        <w:gridCol w:w="9936"/>
+      </w:tblGrid>
+      <w:tr>
+        <w:tc>
+          <w:tcPr>
+            <w:tcW w:type="dxa" w:w="9216"/>
+            <w:shd w:val="clear" w:fill="FFFBEB"/>
+          </w:tcPr>
+          <w:p>
+            <w:pPr>
+              <w:spacing w:after="40" w:before="40"/>
+            </w:pPr>
+            <w:r>
+              <w:rPr>
+                <w:rFonts w:ascii="Malgun Gothic" w:hAnsi="Malgun Gothic" w:eastAsia="Malgun Gothic"/>
+                <w:b/>
+                <w:color w:val="B45309"/>
+                <w:sz w:val="21"/>
+              </w:rPr>
+              <w:t xml:space="preserve">⚠️ Good to know </w:t>
+            </w:r>
+            <w:r>
+              <w:rPr>
+                <w:rFonts w:ascii="Malgun Gothic" w:hAnsi="Malgun Gothic" w:eastAsia="Malgun Gothic"/>
+                <w:b w:val="0"/>
+                <w:color w:val="92670A"/>
+                <w:sz w:val="20"/>
+              </w:rPr>
+              <w:t>Accounts with no nationality fall back to the old name/ID heuristic. Please fill in nationality when registering teachers.</w:t>
+            </w:r>
+          </w:p>
+        </w:tc>
+      </w:tr>
+    </w:tbl>
+    <w:p>
+      <w:pPr>
+        <w:spacing w:after="40"/>
+      </w:pPr>
+    </w:p>
+    <w:tbl>
+      <w:tblPr>
+        <w:tblW w:type="auto" w:w="0"/>
+        <w:jc w:val="center"/>
+        <w:tblLook w:firstColumn="1" w:firstRow="1" w:lastColumn="0" w:lastRow="0" w:noHBand="0" w:noVBand="1" w:val="04A0"/>
+        <w:tblBorders>
+          <w:top w:val="none"/>
+          <w:left w:val="none"/>
+          <w:bottom w:val="none"/>
+          <w:right w:val="none"/>
+          <w:insideH w:val="none"/>
+          <w:insideV w:val="none"/>
+        </w:tblBorders>
+      </w:tblPr>
+      <w:tblGrid>
+        <w:gridCol w:w="9936"/>
+      </w:tblGrid>
+      <w:tr>
+        <w:tc>
+          <w:tcPr>
+            <w:tcW w:type="dxa" w:w="9216"/>
+            <w:shd w:val="clear" w:fill="FFF7E6"/>
+          </w:tcPr>
+          <w:p>
+            <w:pPr>
+              <w:spacing w:after="40" w:before="40"/>
+            </w:pPr>
+            <w:r>
+              <w:rPr>
+                <w:rFonts w:ascii="Malgun Gothic" w:hAnsi="Malgun Gothic" w:eastAsia="Malgun Gothic"/>
+                <w:b/>
+                <w:color w:val="E8630A"/>
+                <w:sz w:val="21"/>
+              </w:rPr>
+              <w:t xml:space="preserve">💡 Tip </w:t>
+            </w:r>
+            <w:r>
+              <w:rPr>
+                <w:rFonts w:ascii="Malgun Gothic" w:hAnsi="Malgun Gothic" w:eastAsia="Malgun Gothic"/>
+                <w:b w:val="0"/>
+                <w:color w:val="5B4A2A"/>
+                <w:sz w:val="20"/>
+              </w:rPr>
+              <w:t>Enter nationality when registering a new teacher and their very first login is in English — fewer support requests.</w:t>
+            </w:r>
+          </w:p>
+        </w:tc>
+      </w:tr>
+    </w:tbl>
+    <w:p>
+      <w:pPr>
+        <w:spacing w:after="40"/>
+      </w:pPr>
+    </w:p>
+    <w:p>
+      <w:pPr>
+        <w:spacing w:before="80" w:after="160"/>
+        <w:jc w:val="center"/>
+      </w:pPr>
+      <w:r>
+        <w:drawing>
+          <wp:inline xmlns:a="http://schemas.openxmlformats.org/drawingml/2006/main" xmlns:pic="http://schemas.openxmlformats.org/drawingml/2006/picture">
+            <wp:extent cx="5669280" cy="3543300"/>
+            <wp:docPr id="23" name="Picture 23"/>
+            <wp:cNvGraphicFramePr>
+              <a:graphicFrameLocks noChangeAspect="1"/>
+            </wp:cNvGraphicFramePr>
+            <a:graphic>
+              <a:graphicData uri="http://schemas.openxmlformats.org/drawingml/2006/picture">
+                <pic:pic>
+                  <pic:nvPicPr>
+                    <pic:cNvPr id="0" name="admin_dashboard.jpg"/>
+                    <pic:cNvPicPr/>
+                  </pic:nvPicPr>
+                  <pic:blipFill>
+                    <a:blip r:embed="rId12"/>
+                    <a:stretch>
+                      <a:fillRect/>
+                    </a:stretch>
+                  </pic:blipFill>
+                  <pic:spPr>
+                    <a:xfrm>
+                      <a:off x="0" y="0"/>
+                      <a:ext cx="5669280" cy="3543300"/>
+                    </a:xfrm>
+                    <a:prstGeom prst="rect"/>
+                  </pic:spPr>
+                </pic:pic>
+              </a:graphicData>
+            </a:graphic>
+          </wp:inline>
+        </w:drawing>
+      </w:r>
+    </w:p>
+    <w:p>
+      <w:pPr>
+        <w:spacing w:before="240" w:after="40"/>
+      </w:pPr>
+      <w:r>
+        <w:rPr>
+          <w:rFonts w:ascii="Malgun Gothic" w:hAnsi="Malgun Gothic" w:eastAsia="Malgun Gothic"/>
+          <w:b/>
+          <w:color w:val="E11D48"/>
+          <w:sz w:val="28"/>
+        </w:rPr>
+        <w:t>22.  💳 Enrolment &amp; payment → automatic lesson creation</w:t>
+      </w:r>
+    </w:p>
+    <w:p>
+      <w:pPr>
+        <w:spacing w:after="120" w:before="0"/>
+      </w:pPr>
+      <w:r>
+        <w:rPr>
+          <w:rFonts w:ascii="Malgun Gothic" w:hAnsi="Malgun Gothic" w:eastAsia="Malgun Gothic"/>
+          <w:b w:val="0"/>
+          <w:color w:val="64748B"/>
+          <w:sz w:val="21"/>
+        </w:rPr>
+        <w:t>Once payment is confirmed, every session is scheduled</w:t>
+      </w:r>
+    </w:p>
+    <w:tbl>
+      <w:tblPr>
+        <w:tblW w:type="auto" w:w="0"/>
+        <w:jc w:val="center"/>
+        <w:tblLook w:firstColumn="1" w:firstRow="1" w:lastColumn="0" w:lastRow="0" w:noHBand="0" w:noVBand="1" w:val="04A0"/>
+        <w:tblBorders>
+          <w:top w:val="none"/>
+          <w:left w:val="none"/>
+          <w:bottom w:val="none"/>
+          <w:right w:val="none"/>
+          <w:insideH w:val="none"/>
+          <w:insideV w:val="none"/>
+        </w:tblBorders>
+      </w:tblPr>
+      <w:tblGrid>
+        <w:gridCol w:w="9936"/>
+      </w:tblGrid>
+      <w:tr>
+        <w:tc>
+          <w:tcPr>
+            <w:tcW w:type="dxa" w:w="9216"/>
+            <w:shd w:val="clear" w:fill="FFF1F2"/>
+          </w:tcPr>
+          <w:p>
+            <w:pPr>
+              <w:spacing w:after="40" w:before="40"/>
+            </w:pPr>
+            <w:r>
+              <w:rPr>
+                <w:rFonts w:ascii="Malgun Gothic" w:hAnsi="Malgun Gothic" w:eastAsia="Malgun Gothic"/>
+                <w:b/>
+                <w:color w:val="E11D48"/>
+                <w:sz w:val="21"/>
+              </w:rPr>
+              <w:t xml:space="preserve">📖 </w:t>
+            </w:r>
+            <w:r>
+              <w:rPr>
+                <w:rFonts w:ascii="Malgun Gothic" w:hAnsi="Malgun Gothic" w:eastAsia="Malgun Gothic"/>
+                <w:b w:val="0"/>
+                <w:color w:val="334155"/>
+                <w:sz w:val="20"/>
+              </w:rPr>
+              <w:t xml:space="preserve">On the </w:t>
+            </w:r>
+            <w:r>
+              <w:rPr>
+                <w:rFonts w:ascii="Malgun Gothic" w:hAnsi="Malgun Gothic" w:eastAsia="Malgun Gothic"/>
+                <w:b/>
+                <w:color w:val="334155"/>
+                <w:sz w:val="20"/>
+              </w:rPr>
+              <w:t>Enrolment screen</w:t>
+            </w:r>
+            <w:r>
+              <w:rPr>
+                <w:rFonts w:ascii="Malgun Gothic" w:hAnsi="Malgun Gothic" w:eastAsia="Malgun Gothic"/>
+                <w:b w:val="0"/>
+                <w:color w:val="334155"/>
+                <w:sz w:val="20"/>
+              </w:rPr>
+              <w:t xml:space="preserve"> a student picks teacher, days and time and pays — and </w:t>
+            </w:r>
+            <w:r>
+              <w:rPr>
+                <w:rFonts w:ascii="Malgun Gothic" w:hAnsi="Malgun Gothic" w:eastAsia="Malgun Gothic"/>
+                <w:b/>
+                <w:color w:val="334155"/>
+                <w:sz w:val="20"/>
+              </w:rPr>
+              <w:t>all lesson sessions are created automatically the moment payment is confirmed</w:t>
+            </w:r>
+            <w:r>
+              <w:rPr>
+                <w:rFonts w:ascii="Malgun Gothic" w:hAnsi="Malgun Gothic" w:eastAsia="Malgun Gothic"/>
+                <w:b w:val="0"/>
+                <w:color w:val="334155"/>
+                <w:sz w:val="20"/>
+              </w:rPr>
+              <w:t xml:space="preserve">. The old manual timetable entry after payment is gone. If the slot </w:t>
+            </w:r>
+            <w:r>
+              <w:rPr>
+                <w:rFonts w:ascii="Malgun Gothic" w:hAnsi="Malgun Gothic" w:eastAsia="Malgun Gothic"/>
+                <w:b/>
+                <w:color w:val="334155"/>
+                <w:sz w:val="20"/>
+              </w:rPr>
+              <w:t>clashes with an existing lesson, the conflict is detected before payment</w:t>
+            </w:r>
+            <w:r>
+              <w:rPr>
+                <w:rFonts w:ascii="Malgun Gothic" w:hAnsi="Malgun Gothic" w:eastAsia="Malgun Gothic"/>
+                <w:b w:val="0"/>
+                <w:color w:val="334155"/>
+                <w:sz w:val="20"/>
+              </w:rPr>
+              <w:t>.</w:t>
+            </w:r>
+          </w:p>
+        </w:tc>
+      </w:tr>
+    </w:tbl>
+    <w:p>
+      <w:pPr>
+        <w:spacing w:after="40"/>
+      </w:pPr>
+    </w:p>
+    <w:p>
+      <w:pPr>
+        <w:spacing w:after="40" w:before="0"/>
+      </w:pPr>
+      <w:r>
+        <w:rPr>
+          <w:rFonts w:ascii="Malgun Gothic" w:hAnsi="Malgun Gothic" w:eastAsia="Malgun Gothic"/>
+          <w:b/>
+          <w:color w:val="E11D48"/>
+          <w:sz w:val="22"/>
+        </w:rPr>
+        <w:t>How to use</w:t>
+      </w:r>
+    </w:p>
+    <w:p>
+      <w:pPr>
+        <w:spacing w:after="40"/>
+        <w:ind w:left="288"/>
+      </w:pPr>
+      <w:r>
+        <w:rPr>
+          <w:rFonts w:ascii="Malgun Gothic" w:hAnsi="Malgun Gothic" w:eastAsia="Malgun Gothic"/>
+          <w:b/>
+          <w:color w:val="F59E0B"/>
+          <w:sz w:val="21"/>
+        </w:rPr>
+        <w:t xml:space="preserve">1. </w:t>
+      </w:r>
+      <w:r>
+        <w:rPr>
+          <w:rFonts w:ascii="Malgun Gothic" w:hAnsi="Malgun Gothic" w:eastAsia="Malgun Gothic"/>
+          <w:b w:val="0"/>
+          <w:color w:val="334155"/>
+          <w:sz w:val="21"/>
+        </w:rPr>
+        <w:t xml:space="preserve">Send students and parents the </w:t>
+      </w:r>
+      <w:r>
+        <w:rPr>
+          <w:rFonts w:ascii="Malgun Gothic" w:hAnsi="Malgun Gothic" w:eastAsia="Malgun Gothic"/>
+          <w:b/>
+          <w:color w:val="E11D48"/>
+          <w:sz w:val="21"/>
+        </w:rPr>
+        <w:t>enrolment link</w:t>
+      </w:r>
+      <w:r>
+        <w:rPr>
+          <w:rFonts w:ascii="Malgun Gothic" w:hAnsi="Malgun Gothic" w:eastAsia="Malgun Gothic"/>
+          <w:b w:val="0"/>
+          <w:color w:val="334155"/>
+          <w:sz w:val="21"/>
+        </w:rPr>
+        <w:t>.</w:t>
+      </w:r>
+    </w:p>
+    <w:p>
+      <w:pPr>
+        <w:spacing w:after="40"/>
+        <w:ind w:left="288"/>
+      </w:pPr>
+      <w:r>
+        <w:rPr>
+          <w:rFonts w:ascii="Malgun Gothic" w:hAnsi="Malgun Gothic" w:eastAsia="Malgun Gothic"/>
+          <w:b/>
+          <w:color w:val="F59E0B"/>
+          <w:sz w:val="21"/>
+        </w:rPr>
+        <w:t xml:space="preserve">2. </w:t>
+      </w:r>
+      <w:r>
+        <w:rPr>
+          <w:rFonts w:ascii="Malgun Gothic" w:hAnsi="Malgun Gothic" w:eastAsia="Malgun Gothic"/>
+          <w:b w:val="0"/>
+          <w:color w:val="334155"/>
+          <w:sz w:val="21"/>
+        </w:rPr>
+        <w:t xml:space="preserve">They choose </w:t>
+      </w:r>
+      <w:r>
+        <w:rPr>
+          <w:rFonts w:ascii="Malgun Gothic" w:hAnsi="Malgun Gothic" w:eastAsia="Malgun Gothic"/>
+          <w:b/>
+          <w:color w:val="E11D48"/>
+          <w:sz w:val="21"/>
+        </w:rPr>
+        <w:t>teacher → lesson options (weekly count, term, length) → days &amp; time</w:t>
+      </w:r>
+      <w:r>
+        <w:rPr>
+          <w:rFonts w:ascii="Malgun Gothic" w:hAnsi="Malgun Gothic" w:eastAsia="Malgun Gothic"/>
+          <w:b w:val="0"/>
+          <w:color w:val="334155"/>
+          <w:sz w:val="21"/>
+        </w:rPr>
+        <w:t>.</w:t>
+      </w:r>
+    </w:p>
+    <w:p>
+      <w:pPr>
+        <w:spacing w:after="40"/>
+        <w:ind w:left="288"/>
+      </w:pPr>
+      <w:r>
+        <w:rPr>
+          <w:rFonts w:ascii="Malgun Gothic" w:hAnsi="Malgun Gothic" w:eastAsia="Malgun Gothic"/>
+          <w:b/>
+          <w:color w:val="F59E0B"/>
+          <w:sz w:val="21"/>
+        </w:rPr>
+        <w:t xml:space="preserve">3. </w:t>
+      </w:r>
+      <w:r>
+        <w:rPr>
+          <w:rFonts w:ascii="Malgun Gothic" w:hAnsi="Malgun Gothic" w:eastAsia="Malgun Gothic"/>
+          <w:b w:val="0"/>
+          <w:color w:val="334155"/>
+          <w:sz w:val="21"/>
+        </w:rPr>
+        <w:t xml:space="preserve">The </w:t>
+      </w:r>
+      <w:r>
+        <w:rPr>
+          <w:rFonts w:ascii="Malgun Gothic" w:hAnsi="Malgun Gothic" w:eastAsia="Malgun Gothic"/>
+          <w:b/>
+          <w:color w:val="E11D48"/>
+          <w:sz w:val="21"/>
+        </w:rPr>
+        <w:t>slot check must pass</w:t>
+      </w:r>
+      <w:r>
+        <w:rPr>
+          <w:rFonts w:ascii="Malgun Gothic" w:hAnsi="Malgun Gothic" w:eastAsia="Malgun Gothic"/>
+          <w:b w:val="0"/>
+          <w:color w:val="334155"/>
+          <w:sz w:val="21"/>
+        </w:rPr>
+        <w:t xml:space="preserve"> before the pay button unlocks (payment is blocked on a clash).</w:t>
+      </w:r>
+    </w:p>
+    <w:p>
+      <w:pPr>
+        <w:spacing w:after="40"/>
+        <w:ind w:left="288"/>
+      </w:pPr>
+      <w:r>
+        <w:rPr>
+          <w:rFonts w:ascii="Malgun Gothic" w:hAnsi="Malgun Gothic" w:eastAsia="Malgun Gothic"/>
+          <w:b/>
+          <w:color w:val="F59E0B"/>
+          <w:sz w:val="21"/>
+        </w:rPr>
+        <w:t xml:space="preserve">4. </w:t>
+      </w:r>
+      <w:r>
+        <w:rPr>
+          <w:rFonts w:ascii="Malgun Gothic" w:hAnsi="Malgun Gothic" w:eastAsia="Malgun Gothic"/>
+          <w:b w:val="0"/>
+          <w:color w:val="334155"/>
+          <w:sz w:val="21"/>
+        </w:rPr>
+        <w:t xml:space="preserve">On confirmed payment, </w:t>
+      </w:r>
+      <w:r>
+        <w:rPr>
+          <w:rFonts w:ascii="Malgun Gothic" w:hAnsi="Malgun Gothic" w:eastAsia="Malgun Gothic"/>
+          <w:b/>
+          <w:color w:val="E11D48"/>
+          <w:sz w:val="21"/>
+        </w:rPr>
+        <w:t>all sessions are created at once</w:t>
+      </w:r>
+      <w:r>
+        <w:rPr>
+          <w:rFonts w:ascii="Malgun Gothic" w:hAnsi="Malgun Gothic" w:eastAsia="Malgun Gothic"/>
+          <w:b w:val="0"/>
+          <w:color w:val="334155"/>
+          <w:sz w:val="21"/>
+        </w:rPr>
+        <w:t xml:space="preserve"> — verify in the admin lesson list.</w:t>
+      </w:r>
+    </w:p>
+    <w:p>
+      <w:pPr>
+        <w:spacing w:after="40"/>
+        <w:ind w:left="288"/>
+      </w:pPr>
+      <w:r>
+        <w:rPr>
+          <w:rFonts w:ascii="Malgun Gothic" w:hAnsi="Malgun Gothic" w:eastAsia="Malgun Gothic"/>
+          <w:b/>
+          <w:color w:val="F59E0B"/>
+          <w:sz w:val="21"/>
+        </w:rPr>
+        <w:t xml:space="preserve">5. </w:t>
+      </w:r>
+      <w:r>
+        <w:rPr>
+          <w:rFonts w:ascii="Malgun Gothic" w:hAnsi="Malgun Gothic" w:eastAsia="Malgun Gothic"/>
+          <w:b w:val="0"/>
+          <w:color w:val="334155"/>
+          <w:sz w:val="21"/>
+        </w:rPr>
+        <w:t xml:space="preserve">Head-office prices and discount rates are managed on the </w:t>
+      </w:r>
+      <w:r>
+        <w:rPr>
+          <w:rFonts w:ascii="Malgun Gothic" w:hAnsi="Malgun Gothic" w:eastAsia="Malgun Gothic"/>
+          <w:b/>
+          <w:color w:val="E11D48"/>
+          <w:sz w:val="21"/>
+        </w:rPr>
+        <w:t>pricing screen</w:t>
+      </w:r>
+      <w:r>
+        <w:rPr>
+          <w:rFonts w:ascii="Malgun Gothic" w:hAnsi="Malgun Gothic" w:eastAsia="Malgun Gothic"/>
+          <w:b w:val="0"/>
+          <w:color w:val="334155"/>
+          <w:sz w:val="21"/>
+        </w:rPr>
+        <w:t>.</w:t>
+      </w:r>
+    </w:p>
+    <w:p>
+      <w:pPr>
+        <w:spacing w:after="40" w:before="80"/>
+      </w:pPr>
+      <w:r>
+        <w:rPr>
+          <w:rFonts w:ascii="Malgun Gothic" w:hAnsi="Malgun Gothic" w:eastAsia="Malgun Gothic"/>
+          <w:b/>
+          <w:color w:val="E11D48"/>
+          <w:sz w:val="21"/>
+        </w:rPr>
+        <w:t>✅ Key Points</w:t>
+      </w:r>
+    </w:p>
+    <w:p>
+      <w:pPr>
+        <w:spacing w:after="20"/>
+        <w:ind w:left="288"/>
+      </w:pPr>
+      <w:r>
+        <w:rPr>
+          <w:rFonts w:ascii="Malgun Gothic" w:hAnsi="Malgun Gothic"/>
+          <w:color w:val="E11D48"/>
+        </w:rPr>
+        <w:t xml:space="preserve">• </w:t>
+      </w:r>
+      <w:r>
+        <w:rPr>
+          <w:rFonts w:ascii="Malgun Gothic" w:hAnsi="Malgun Gothic" w:eastAsia="Malgun Gothic"/>
+          <w:b/>
+          <w:color w:val="E11D48"/>
+          <w:sz w:val="20"/>
+        </w:rPr>
+        <w:t>Idempotent</w:t>
+      </w:r>
+      <w:r>
+        <w:rPr>
+          <w:rFonts w:ascii="Malgun Gothic" w:hAnsi="Malgun Gothic" w:eastAsia="Malgun Gothic"/>
+          <w:b w:val="0"/>
+          <w:color w:val="334155"/>
+          <w:sz w:val="20"/>
+        </w:rPr>
+        <w:t xml:space="preserve"> — a duplicated payment callback will not create the sessions twice.</w:t>
+      </w:r>
+    </w:p>
+    <w:p>
+      <w:pPr>
+        <w:spacing w:after="20"/>
+        <w:ind w:left="288"/>
+      </w:pPr>
+      <w:r>
+        <w:rPr>
+          <w:rFonts w:ascii="Malgun Gothic" w:hAnsi="Malgun Gothic"/>
+          <w:color w:val="E11D48"/>
+        </w:rPr>
+        <w:t xml:space="preserve">• </w:t>
+      </w:r>
+      <w:r>
+        <w:rPr>
+          <w:rFonts w:ascii="Malgun Gothic" w:hAnsi="Malgun Gothic" w:eastAsia="Malgun Gothic"/>
+          <w:b w:val="0"/>
+          <w:color w:val="334155"/>
+          <w:sz w:val="20"/>
+        </w:rPr>
+        <w:t xml:space="preserve">Clashes with holidays or existing lessons are </w:t>
+      </w:r>
+      <w:r>
+        <w:rPr>
+          <w:rFonts w:ascii="Malgun Gothic" w:hAnsi="Malgun Gothic" w:eastAsia="Malgun Gothic"/>
+          <w:b/>
+          <w:color w:val="E11D48"/>
+          <w:sz w:val="20"/>
+        </w:rPr>
+        <w:t>pushed back</w:t>
+      </w:r>
+      <w:r>
+        <w:rPr>
+          <w:rFonts w:ascii="Malgun Gothic" w:hAnsi="Malgun Gothic" w:eastAsia="Malgun Gothic"/>
+          <w:b w:val="0"/>
+          <w:color w:val="334155"/>
+          <w:sz w:val="20"/>
+        </w:rPr>
+        <w:t xml:space="preserve"> so the session count is still met.</w:t>
+      </w:r>
+    </w:p>
+    <w:p>
+      <w:pPr>
+        <w:spacing w:after="20"/>
+        <w:ind w:left="288"/>
+      </w:pPr>
+      <w:r>
+        <w:rPr>
+          <w:rFonts w:ascii="Malgun Gothic" w:hAnsi="Malgun Gothic"/>
+          <w:color w:val="E11D48"/>
+        </w:rPr>
+        <w:t xml:space="preserve">• </w:t>
+      </w:r>
+      <w:r>
+        <w:rPr>
+          <w:rFonts w:ascii="Malgun Gothic" w:hAnsi="Malgun Gothic" w:eastAsia="Malgun Gothic"/>
+          <w:b w:val="0"/>
+          <w:color w:val="334155"/>
+          <w:sz w:val="20"/>
+        </w:rPr>
+        <w:t>Term discounts (6 months −5%, 12 months −10%) are applied to the amount automatically.</w:t>
+      </w:r>
+    </w:p>
+    <w:tbl>
+      <w:tblPr>
+        <w:tblW w:type="auto" w:w="0"/>
+        <w:jc w:val="center"/>
+        <w:tblLook w:firstColumn="1" w:firstRow="1" w:lastColumn="0" w:lastRow="0" w:noHBand="0" w:noVBand="1" w:val="04A0"/>
+        <w:tblBorders>
+          <w:top w:val="none"/>
+          <w:left w:val="none"/>
+          <w:bottom w:val="none"/>
+          <w:right w:val="none"/>
+          <w:insideH w:val="none"/>
+          <w:insideV w:val="none"/>
+        </w:tblBorders>
+      </w:tblPr>
+      <w:tblGrid>
+        <w:gridCol w:w="9936"/>
+      </w:tblGrid>
+      <w:tr>
+        <w:tc>
+          <w:tcPr>
+            <w:tcW w:type="dxa" w:w="9216"/>
+            <w:shd w:val="clear" w:fill="FFFBEB"/>
+          </w:tcPr>
+          <w:p>
+            <w:pPr>
+              <w:spacing w:after="40" w:before="40"/>
+            </w:pPr>
+            <w:r>
+              <w:rPr>
+                <w:rFonts w:ascii="Malgun Gothic" w:hAnsi="Malgun Gothic" w:eastAsia="Malgun Gothic"/>
+                <w:b/>
+                <w:color w:val="B45309"/>
+                <w:sz w:val="21"/>
+              </w:rPr>
+              <w:t xml:space="preserve">⚠️ Good to know </w:t>
+            </w:r>
+            <w:r>
+              <w:rPr>
+                <w:rFonts w:ascii="Malgun Gothic" w:hAnsi="Malgun Gothic" w:eastAsia="Malgun Gothic"/>
+                <w:b/>
+                <w:color w:val="92670A"/>
+                <w:sz w:val="20"/>
+              </w:rPr>
+              <w:t>Stage 1 (enrol → pay → auto-create sessions)</w:t>
+            </w:r>
+            <w:r>
+              <w:rPr>
+                <w:rFonts w:ascii="Malgun Gothic" w:hAnsi="Malgun Gothic" w:eastAsia="Malgun Gothic"/>
+                <w:b w:val="0"/>
+                <w:color w:val="92670A"/>
+                <w:sz w:val="20"/>
+              </w:rPr>
+              <w:t xml:space="preserve"> is live today. Later stages will follow.</w:t>
+            </w:r>
+          </w:p>
+        </w:tc>
+      </w:tr>
+    </w:tbl>
+    <w:p>
+      <w:pPr>
+        <w:spacing w:after="40"/>
+      </w:pPr>
+    </w:p>
+    <w:tbl>
+      <w:tblPr>
+        <w:tblW w:type="auto" w:w="0"/>
+        <w:jc w:val="center"/>
+        <w:tblLook w:firstColumn="1" w:firstRow="1" w:lastColumn="0" w:lastRow="0" w:noHBand="0" w:noVBand="1" w:val="04A0"/>
+        <w:tblBorders>
+          <w:top w:val="none"/>
+          <w:left w:val="none"/>
+          <w:bottom w:val="none"/>
+          <w:right w:val="none"/>
+          <w:insideH w:val="none"/>
+          <w:insideV w:val="none"/>
+        </w:tblBorders>
+      </w:tblPr>
+      <w:tblGrid>
+        <w:gridCol w:w="9936"/>
+      </w:tblGrid>
+      <w:tr>
+        <w:tc>
+          <w:tcPr>
+            <w:tcW w:type="dxa" w:w="9216"/>
+            <w:shd w:val="clear" w:fill="FFF7E6"/>
+          </w:tcPr>
+          <w:p>
+            <w:pPr>
+              <w:spacing w:after="40" w:before="40"/>
+            </w:pPr>
+            <w:r>
+              <w:rPr>
+                <w:rFonts w:ascii="Malgun Gothic" w:hAnsi="Malgun Gothic" w:eastAsia="Malgun Gothic"/>
+                <w:b/>
+                <w:color w:val="E8630A"/>
+                <w:sz w:val="21"/>
+              </w:rPr>
+              <w:t xml:space="preserve">💡 Tip </w:t>
+            </w:r>
+            <w:r>
+              <w:rPr>
+                <w:rFonts w:ascii="Malgun Gothic" w:hAnsi="Malgun Gothic" w:eastAsia="Malgun Gothic"/>
+                <w:b w:val="0"/>
+                <w:color w:val="5B4A2A"/>
+                <w:sz w:val="20"/>
+              </w:rPr>
+              <w:t>Consultation → level test → send the enrolment link is the smoothest conversion path.</w:t>
+            </w:r>
+          </w:p>
+        </w:tc>
+      </w:tr>
+    </w:tbl>
+    <w:p>
+      <w:pPr>
+        <w:spacing w:after="40"/>
+      </w:pPr>
+    </w:p>
+    <w:p>
+      <w:pPr>
+        <w:spacing w:before="80" w:after="160"/>
+        <w:jc w:val="center"/>
+      </w:pPr>
+      <w:r>
+        <w:drawing>
+          <wp:inline xmlns:a="http://schemas.openxmlformats.org/drawingml/2006/main" xmlns:pic="http://schemas.openxmlformats.org/drawingml/2006/picture">
+            <wp:extent cx="5669280" cy="3543300"/>
+            <wp:docPr id="24" name="Picture 24"/>
+            <wp:cNvGraphicFramePr>
+              <a:graphicFrameLocks noChangeAspect="1"/>
+            </wp:cNvGraphicFramePr>
+            <a:graphic>
+              <a:graphicData uri="http://schemas.openxmlformats.org/drawingml/2006/picture">
+                <pic:pic>
+                  <pic:nvPicPr>
+                    <pic:cNvPr id="0" name="admin_enroll.jpg"/>
+                    <pic:cNvPicPr/>
+                  </pic:nvPicPr>
+                  <pic:blipFill>
+                    <a:blip r:embed="rId25"/>
                     <a:stretch>
                       <a:fillRect/>
                     </a:stretch>
